--- a/docs/yeu-cau/07_Business_Rules.docx
+++ b/docs/yeu-cau/07_Business_Rules.docx
@@ -5928,6 +5928,1774 @@
         </w:tc>
       </w:tr>
     </w:tbl>
+    <w:p>
+      <w:r>
+        <w:br w:type="page"/>
+      </w:r>
+    </w:p>
+    <w:p>
+      <w:pPr>
+        <w:pStyle w:val="Heading1"/>
+      </w:pPr>
+      <w:r>
+        <w:t xml:space="preserve">Phụ lục – Cập nhật theo góp ý giảng viên (21/10/2026)</w:t>
+      </w:r>
+    </w:p>
+    <w:p>
+      <w:r>
+        <w:t xml:space="preserve">Bổ sung cho </w:t>
+      </w:r>
+      <w:r>
+        <w:rPr>
+          <w:rFonts w:ascii="Consolas" w:hAnsi="Consolas"/>
+        </w:rPr>
+        <w:t xml:space="preserve">07_Business_Rules.docx</w:t>
+      </w:r>
+      <w:r>
+        <w:t xml:space="preserve"> và </w:t>
+      </w:r>
+      <w:r>
+        <w:rPr>
+          <w:rFonts w:ascii="Consolas" w:hAnsi="Consolas"/>
+        </w:rPr>
+        <w:t xml:space="preserve">01_Use_Case_Tong_Hop.docx</w:t>
+      </w:r>
+      <w:r>
+        <w:t xml:space="preserve"> (hai file docx đã được chèn</w:t>
+      </w:r>
+    </w:p>
+    <w:p>
+      <w:r>
+        <w:t xml:space="preserve">phụ lục cùng nội dung). Thiết kế: </w:t>
+      </w:r>
+      <w:r>
+        <w:rPr>
+          <w:rFonts w:ascii="Consolas" w:hAnsi="Consolas"/>
+        </w:rPr>
+        <w:t xml:space="preserve">ThietKe_SuaTheoGopY_GiangVien.md</w:t>
+      </w:r>
+      <w:r>
+        <w:t xml:space="preserve">. Hợp đồng API:</w:t>
+      </w:r>
+    </w:p>
+    <w:p>
+      <w:r>
+        <w:rPr>
+          <w:rFonts w:ascii="Consolas" w:hAnsi="Consolas"/>
+        </w:rPr>
+        <w:t xml:space="preserve">../huong-dan/HopDong_GopY_GD2-4.md</w:t>
+      </w:r>
+      <w:r>
+        <w:t xml:space="preserve">. Số liệu (12 giờ, 10%, 60 ngày, 7 ngày…) là giá trị mặc định,</w:t>
+      </w:r>
+    </w:p>
+    <w:p>
+      <w:r>
+        <w:t xml:space="preserve">đổi được ở Hệ thống → Cấu hình.</w:t>
+      </w:r>
+    </w:p>
+    <w:p>
+      <w:pPr>
+        <w:pStyle w:val="Heading2"/>
+      </w:pPr>
+      <w:r>
+        <w:t xml:space="preserve">1. Quy tắc đã sửa</w:t>
+      </w:r>
+    </w:p>
+    <w:tbl>
+      <w:tblPr>
+        <w:tblW w:w="5000" w:type="pct"/>
+        <w:tblBorders>
+          <w:top w:val="single" w:color="999999" w:sz="4"/>
+          <w:left w:val="single" w:color="999999" w:sz="4"/>
+          <w:bottom w:val="single" w:color="999999" w:sz="4"/>
+          <w:right w:val="single" w:color="999999" w:sz="4"/>
+          <w:insideH w:val="single" w:color="999999" w:sz="4"/>
+          <w:insideV w:val="single" w:color="999999" w:sz="4"/>
+        </w:tblBorders>
+      </w:tblPr>
+      <w:tr>
+        <w:tc>
+          <w:tcPr>
+            <w:shd w:val="clear" w:color="auto" w:fill="E8EEF7"/>
+          </w:tcPr>
+          <w:p>
+            <w:r>
+              <w:rPr>
+                <w:b/>
+                <w:bCs/>
+              </w:rPr>
+              <w:t xml:space="preserve">Mã</w:t>
+            </w:r>
+          </w:p>
+        </w:tc>
+        <w:tc>
+          <w:tcPr>
+            <w:shd w:val="clear" w:color="auto" w:fill="E8EEF7"/>
+          </w:tcPr>
+          <w:p>
+            <w:r>
+              <w:rPr>
+                <w:b/>
+                <w:bCs/>
+              </w:rPr>
+              <w:t xml:space="preserve">Trước</w:t>
+            </w:r>
+          </w:p>
+        </w:tc>
+        <w:tc>
+          <w:tcPr>
+            <w:shd w:val="clear" w:color="auto" w:fill="E8EEF7"/>
+          </w:tcPr>
+          <w:p>
+            <w:r>
+              <w:rPr>
+                <w:b/>
+                <w:bCs/>
+              </w:rPr>
+              <w:t xml:space="preserve">Sau góp ý</w:t>
+            </w:r>
+          </w:p>
+        </w:tc>
+      </w:tr>
+      <w:tr>
+        <w:tc>
+          <w:tcPr/>
+          <w:p>
+            <w:r>
+              <w:t xml:space="preserve">BR-1.3 / BR-1.4</w:t>
+            </w:r>
+          </w:p>
+        </w:tc>
+        <w:tc>
+          <w:tcPr/>
+          <w:p>
+            <w:r>
+              <w:t xml:space="preserve">Mua thêm gói thì cộng dồn ngày vào cùng một membership</w:t>
+            </w:r>
+          </w:p>
+        </w:tc>
+        <w:tc>
+          <w:tcPr/>
+          <w:p>
+            <w:r>
+              <w:rPr>
+                <w:b/>
+                <w:bCs/>
+              </w:rPr>
+              <w:t xml:space="preserve">Mỗi hóa đơn gói đã thanh toán tạo một kỳ gói riêng.</w:t>
+            </w:r>
+            <w:r>
+              <w:t xml:space="preserve"> Còn kỳ đang chạy/mua trước thì kỳ mới bắt đầu ngay sau kỳ muộn nhất; không thì bắt đầu lúc thanh toán. Chỉ một kỳ "đang hiệu lực" mỗi hội viên</w:t>
+            </w:r>
+          </w:p>
+        </w:tc>
+      </w:tr>
+      <w:tr>
+        <w:tc>
+          <w:tcPr/>
+          <w:p>
+            <w:r>
+              <w:t xml:space="preserve">BR-1.12</w:t>
+            </w:r>
+          </w:p>
+        </w:tc>
+        <w:tc>
+          <w:tcPr/>
+          <w:p>
+            <w:r>
+              <w:t xml:space="preserve">Cảnh báo gói hết hạn trước khi lớp kết thúc</w:t>
+            </w:r>
+          </w:p>
+        </w:tc>
+        <w:tc>
+          <w:tcPr/>
+          <w:p>
+            <w:r>
+              <w:t xml:space="preserve">Bỏ — học lớp không cần gói tự tập</w:t>
+            </w:r>
+          </w:p>
+        </w:tc>
+      </w:tr>
+      <w:tr>
+        <w:tc>
+          <w:tcPr/>
+          <w:p>
+            <w:r>
+              <w:t xml:space="preserve">BR-1.16</w:t>
+            </w:r>
+          </w:p>
+        </w:tc>
+        <w:tc>
+          <w:tcPr/>
+          <w:p>
+            <w:r>
+              <w:t xml:space="preserve">Bảo lưu 7–30 ngày, tối đa N lần</w:t>
+            </w:r>
+          </w:p>
+        </w:tc>
+        <w:tc>
+          <w:tcPr/>
+          <w:p>
+            <w:r>
+              <w:t xml:space="preserve">Mỗi lần ≥ </w:t>
+            </w:r>
+            <w:r>
+              <w:rPr>
+                <w:rFonts w:ascii="Consolas" w:hAnsi="Consolas"/>
+              </w:rPr>
+              <w:t xml:space="preserve">MEMBERSHIP_FREEZE_MIN_DAYS</w:t>
+            </w:r>
+            <w:r>
+              <w:t xml:space="preserve"> (7); </w:t>
+            </w:r>
+            <w:r>
+              <w:rPr>
+                <w:b/>
+                <w:bCs/>
+              </w:rPr>
+              <w:t xml:space="preserve">tổng các lần của một kỳ ≤ `MEMBERSHIP_FREEZE_MAX_TOTAL_DAYS` (60)</w:t>
+            </w:r>
+            <w:r>
+              <w:t xml:space="preserve">. Trạng thái </w:t>
+            </w:r>
+            <w:r>
+              <w:rPr>
+                <w:b/>
+                <w:bCs/>
+              </w:rPr>
+              <w:t xml:space="preserve">FROZEN</w:t>
+            </w:r>
+            <w:r>
+              <w:t xml:space="preserve"> lưu thật trong DB; không còn chặn đăng ký lớp</w:t>
+            </w:r>
+          </w:p>
+        </w:tc>
+      </w:tr>
+      <w:tr>
+        <w:tc>
+          <w:tcPr/>
+          <w:p>
+            <w:r>
+              <w:t xml:space="preserve">BR-2.1</w:t>
+            </w:r>
+          </w:p>
+        </w:tc>
+        <w:tc>
+          <w:tcPr/>
+          <w:p>
+            <w:r>
+              <w:t xml:space="preserve">Phải có gói còn hiệu lực mới đăng ký lớp</w:t>
+            </w:r>
+          </w:p>
+        </w:tc>
+        <w:tc>
+          <w:tcPr/>
+          <w:p>
+            <w:r>
+              <w:rPr>
+                <w:b/>
+                <w:bCs/>
+              </w:rPr>
+              <w:t xml:space="preserve">Lớp có học phí: phải thanh toán khóa học mới có chỗ chính thức.</w:t>
+            </w:r>
+            <w:r>
+              <w:t xml:space="preserve"> Lớp miễn phí (học phí 0) đăng ký trực tiếp</w:t>
+            </w:r>
+          </w:p>
+        </w:tc>
+      </w:tr>
+      <w:tr>
+        <w:tc>
+          <w:tcPr/>
+          <w:p>
+            <w:r>
+              <w:t xml:space="preserve">BR-2.17</w:t>
+            </w:r>
+          </w:p>
+        </w:tc>
+        <w:tc>
+          <w:tcPr/>
+          <w:p>
+            <w:r>
+              <w:t xml:space="preserve">Vắng nhiều lần bị tạm chặn đăng ký</w:t>
+            </w:r>
+          </w:p>
+        </w:tc>
+        <w:tc>
+          <w:tcPr/>
+          <w:p>
+            <w:r>
+              <w:t xml:space="preserve">Giữ nguyên; buổi </w:t>
+            </w:r>
+            <w:r>
+              <w:rPr>
+                <w:b/>
+                <w:bCs/>
+              </w:rPr>
+              <w:t xml:space="preserve">"Xin nghỉ" (EXCUSED)</w:t>
+            </w:r>
+            <w:r>
+              <w:t xml:space="preserve"> không tính là vắng và không bị ghi đè thành vắng</w:t>
+            </w:r>
+          </w:p>
+        </w:tc>
+      </w:tr>
+      <w:tr>
+        <w:tc>
+          <w:tcPr/>
+          <w:p>
+            <w:r>
+              <w:t xml:space="preserve">BR-PAY-xx</w:t>
+            </w:r>
+          </w:p>
+        </w:tc>
+        <w:tc>
+          <w:tcPr/>
+          <w:p>
+            <w:r>
+              <w:t xml:space="preserve">Áp dụng cho hóa đơn gói</w:t>
+            </w:r>
+          </w:p>
+        </w:tc>
+        <w:tc>
+          <w:tcPr/>
+          <w:p>
+            <w:r>
+              <w:t xml:space="preserve">Áp dụng y nguyên cho hóa đơn khóa học và hóa đơn chênh lệch (thiếu/thừa/lặp/sai mã/hết hạn)</w:t>
+            </w:r>
+          </w:p>
+        </w:tc>
+      </w:tr>
+    </w:tbl>
+    <w:p/>
+    <w:p>
+      <w:pPr>
+        <w:pStyle w:val="Heading2"/>
+      </w:pPr>
+      <w:r>
+        <w:t xml:space="preserve">2. Quy tắc mới</w:t>
+      </w:r>
+    </w:p>
+    <w:tbl>
+      <w:tblPr>
+        <w:tblW w:w="5000" w:type="pct"/>
+        <w:tblBorders>
+          <w:top w:val="single" w:color="999999" w:sz="4"/>
+          <w:left w:val="single" w:color="999999" w:sz="4"/>
+          <w:bottom w:val="single" w:color="999999" w:sz="4"/>
+          <w:right w:val="single" w:color="999999" w:sz="4"/>
+          <w:insideH w:val="single" w:color="999999" w:sz="4"/>
+          <w:insideV w:val="single" w:color="999999" w:sz="4"/>
+        </w:tblBorders>
+      </w:tblPr>
+      <w:tr>
+        <w:tc>
+          <w:tcPr>
+            <w:shd w:val="clear" w:color="auto" w:fill="E8EEF7"/>
+          </w:tcPr>
+          <w:p>
+            <w:r>
+              <w:rPr>
+                <w:b/>
+                <w:bCs/>
+              </w:rPr>
+              <w:t xml:space="preserve">Mã</w:t>
+            </w:r>
+          </w:p>
+        </w:tc>
+        <w:tc>
+          <w:tcPr>
+            <w:shd w:val="clear" w:color="auto" w:fill="E8EEF7"/>
+          </w:tcPr>
+          <w:p>
+            <w:r>
+              <w:rPr>
+                <w:b/>
+                <w:bCs/>
+              </w:rPr>
+              <w:t xml:space="preserve">Nội dung</w:t>
+            </w:r>
+          </w:p>
+        </w:tc>
+      </w:tr>
+      <w:tr>
+        <w:tc>
+          <w:tcPr/>
+          <w:p>
+            <w:r>
+              <w:t xml:space="preserve">BR-GY-01</w:t>
+            </w:r>
+          </w:p>
+        </w:tc>
+        <w:tc>
+          <w:tcPr/>
+          <w:p>
+            <w:r>
+              <w:t xml:space="preserve">Khung giờ hoạt động cấu hình được (mặc định Sáng sớm 05–09, Sáng 09–13, Chiều 13–17, Tối 17–22). Mỗi khung giờ học trong tuần và mỗi buổi đổi giờ phải nằm trọn trong một khung</w:t>
+            </w:r>
+          </w:p>
+        </w:tc>
+      </w:tr>
+      <w:tr>
+        <w:tc>
+          <w:tcPr/>
+          <w:p>
+            <w:r>
+              <w:t xml:space="preserve">BR-GY-02</w:t>
+            </w:r>
+          </w:p>
+        </w:tc>
+        <w:tc>
+          <w:tcPr/>
+          <w:p>
+            <w:r>
+              <w:t xml:space="preserve">Loại phòng có danh sách bộ môn dạy được và cờ "khu tự tập". Xếp lớp chỉ chọn được phòng có loại phòng dạy được bộ môn của lớp</w:t>
+            </w:r>
+          </w:p>
+        </w:tc>
+      </w:tr>
+      <w:tr>
+        <w:tc>
+          <w:tcPr/>
+          <w:p>
+            <w:r>
+              <w:t xml:space="preserve">BR-GY-03</w:t>
+            </w:r>
+          </w:p>
+        </w:tc>
+        <w:tc>
+          <w:tcPr/>
+          <w:p>
+            <w:r>
+              <w:t xml:space="preserve">HLV khai báo chuyên môn (bộ môn). Tạo/sửa lớp, đổi HLV chỉ chọn HLV có chuyên môn đúng bộ môn; không bỏ chuyên môn khi HLV còn dạy lớp bộ môn đó</w:t>
+            </w:r>
+          </w:p>
+        </w:tc>
+      </w:tr>
+      <w:tr>
+        <w:tc>
+          <w:tcPr/>
+          <w:p>
+            <w:r>
+              <w:t xml:space="preserve">BR-GY-04</w:t>
+            </w:r>
+          </w:p>
+        </w:tc>
+        <w:tc>
+          <w:tcPr/>
+          <w:p>
+            <w:r>
+              <w:t xml:space="preserve">Sửa lớp / đổi giờ buổi: xem trước số buổi đổi, học viên đang học và ai bị trùng lịch; quản lý xác nhận mới lưu</w:t>
+            </w:r>
+          </w:p>
+        </w:tc>
+      </w:tr>
+      <w:tr>
+        <w:tc>
+          <w:tcPr/>
+          <w:p>
+            <w:r>
+              <w:t xml:space="preserve">BR-GY-05</w:t>
+            </w:r>
+          </w:p>
+        </w:tc>
+        <w:tc>
+          <w:tcPr/>
+          <w:p>
+            <w:r>
+              <w:rPr>
+                <w:b/>
+                <w:bCs/>
+              </w:rPr>
+              <w:t xml:space="preserve">Gói tự tập</w:t>
+            </w:r>
+            <w:r>
+              <w:t xml:space="preserve"> = thời hạn + khung giờ được vào + khu tự tập được vào. Không chọn khung giờ = mọi khung; không chọn khu vực = mọi khu tự tập</w:t>
+            </w:r>
+          </w:p>
+        </w:tc>
+      </w:tr>
+      <w:tr>
+        <w:tc>
+          <w:tcPr/>
+          <w:p>
+            <w:r>
+              <w:t xml:space="preserve">BR-GY-06</w:t>
+            </w:r>
+          </w:p>
+        </w:tc>
+        <w:tc>
+          <w:tcPr/>
+          <w:p>
+            <w:r>
+              <w:t xml:space="preserve">Check-in từ chối khi kỳ gói đang bảo lưu, giờ hiện tại ngoài khung của gói ("Ngoài khung giờ của gói …") hoặc khu vực lễ tân chọn không thuộc gói ("Gói không cho vào khu vực …")</w:t>
+            </w:r>
+          </w:p>
+        </w:tc>
+      </w:tr>
+      <w:tr>
+        <w:tc>
+          <w:tcPr/>
+          <w:p>
+            <w:r>
+              <w:t xml:space="preserve">BR-GY-07</w:t>
+            </w:r>
+          </w:p>
+        </w:tc>
+        <w:tc>
+          <w:tcPr/>
+          <w:p>
+            <w:r>
+              <w:rPr>
+                <w:b/>
+                <w:bCs/>
+              </w:rPr>
+              <w:t xml:space="preserve">Khóa học</w:t>
+            </w:r>
+            <w:r>
+              <w:t xml:space="preserve">: lớp có học phí cả khóa. Đăng ký giữa khóa trả </w:t>
+            </w:r>
+            <w:r>
+              <w:rPr>
+                <w:rFonts w:ascii="Consolas" w:hAnsi="Consolas"/>
+              </w:rPr>
+              <w:t xml:space="preserve">làm tròn nghìn(học phí × buổi còn lại / tổng buổi)</w:t>
+            </w:r>
+          </w:p>
+        </w:tc>
+      </w:tr>
+      <w:tr>
+        <w:tc>
+          <w:tcPr/>
+          <w:p>
+            <w:r>
+              <w:t xml:space="preserve">BR-GY-08</w:t>
+            </w:r>
+          </w:p>
+        </w:tc>
+        <w:tc>
+          <w:tcPr/>
+          <w:p>
+            <w:r>
+              <w:t xml:space="preserve">Mua khóa học tạo hóa đơn khóa học và </w:t>
+            </w:r>
+            <w:r>
+              <w:rPr>
+                <w:b/>
+                <w:bCs/>
+              </w:rPr>
+              <w:t xml:space="preserve">giữ chỗ (PENDING_PAYMENT)</w:t>
+            </w:r>
+            <w:r>
+              <w:t xml:space="preserve"> tới hạn thanh toán; chỗ giữ tính vào sức chứa. Thanh toán đủ → đăng ký chính thức. Hết hạn / bỏ giữ chỗ → hủy hóa đơn chưa nhận tiền, nhả chỗ, mời người chờ</w:t>
+            </w:r>
+          </w:p>
+        </w:tc>
+      </w:tr>
+      <w:tr>
+        <w:tc>
+          <w:tcPr/>
+          <w:p>
+            <w:r>
+              <w:t xml:space="preserve">BR-GY-09</w:t>
+            </w:r>
+          </w:p>
+        </w:tc>
+        <w:tc>
+          <w:tcPr/>
+          <w:p>
+            <w:r>
+              <w:rPr>
+                <w:b/>
+                <w:bCs/>
+              </w:rPr>
+              <w:t xml:space="preserve">Báo nghỉ một buổi</w:t>
+            </w:r>
+            <w:r>
+              <w:t xml:space="preserve"> trước giờ học ít nhất </w:t>
+            </w:r>
+            <w:r>
+              <w:rPr>
+                <w:rFonts w:ascii="Consolas" w:hAnsi="Consolas"/>
+              </w:rPr>
+              <w:t xml:space="preserve">CLASS_CANCEL_MIN_HOURS_BEFORE</w:t>
+            </w:r>
+            <w:r>
+              <w:t xml:space="preserve"> (12) giờ: buổi ghi "Xin nghỉ", không hoàn tiền, không hủy đăng ký cả khóa</w:t>
+            </w:r>
+          </w:p>
+        </w:tc>
+      </w:tr>
+      <w:tr>
+        <w:tc>
+          <w:tcPr/>
+          <w:p>
+            <w:r>
+              <w:t xml:space="preserve">BR-GY-10</w:t>
+            </w:r>
+          </w:p>
+        </w:tc>
+        <w:tc>
+          <w:tcPr/>
+          <w:p>
+            <w:r>
+              <w:rPr>
+                <w:b/>
+                <w:bCs/>
+              </w:rPr>
+              <w:t xml:space="preserve">Hủy kỳ gói</w:t>
+            </w:r>
+            <w:r>
+              <w:t xml:space="preserve"> (đang hoạt động, không bảo lưu) hoặc </w:t>
+            </w:r>
+            <w:r>
+              <w:rPr>
+                <w:b/>
+                <w:bCs/>
+              </w:rPr>
+              <w:t xml:space="preserve">hủy khóa học</w:t>
+            </w:r>
+            <w:r>
+              <w:t xml:space="preserve"> (đã thanh toán, còn buổi): giá trị còn lại = đã trả × ngày chưa dùng / tổng ngày (gói) hoặc × buổi chưa diễn ra / số buổi đã mua (khóa); </w:t>
+            </w:r>
+            <w:r>
+              <w:rPr>
+                <w:b/>
+                <w:bCs/>
+              </w:rPr>
+              <w:t xml:space="preserve">phí hủy</w:t>
+            </w:r>
+            <w:r>
+              <w:t xml:space="preserve"> = </w:t>
+            </w:r>
+            <w:r>
+              <w:rPr>
+                <w:rFonts w:ascii="Consolas" w:hAnsi="Consolas"/>
+              </w:rPr>
+              <w:t xml:space="preserve">CANCELLATION_FEE_PERCENT</w:t>
+            </w:r>
+            <w:r>
+              <w:t xml:space="preserve"> (10%) giá trị còn lại; </w:t>
+            </w:r>
+            <w:r>
+              <w:rPr>
+                <w:b/>
+                <w:bCs/>
+              </w:rPr>
+              <w:t xml:space="preserve">hủy trước ngày bắt đầu: hoàn 100%, không phí</w:t>
+            </w:r>
+          </w:p>
+        </w:tc>
+      </w:tr>
+      <w:tr>
+        <w:tc>
+          <w:tcPr/>
+          <w:p>
+            <w:r>
+              <w:t xml:space="preserve">BR-GY-11</w:t>
+            </w:r>
+          </w:p>
+        </w:tc>
+        <w:tc>
+          <w:tcPr/>
+          <w:p>
+            <w:r>
+              <w:t xml:space="preserve">Hội viên chọn </w:t>
+            </w:r>
+            <w:r>
+              <w:rPr>
+                <w:b/>
+                <w:bCs/>
+              </w:rPr>
+              <w:t xml:space="preserve">nhận tiền hoàn</w:t>
+            </w:r>
+            <w:r>
+              <w:t xml:space="preserve"> (tạo yêu cầu hoàn, quản lý chuyển trả và nhập mã tham chiếu) hoặc </w:t>
+            </w:r>
+            <w:r>
+              <w:rPr>
+                <w:b/>
+                <w:bCs/>
+              </w:rPr>
+              <w:t xml:space="preserve">ghi số dư</w:t>
+            </w:r>
+            <w:r>
+              <w:t xml:space="preserve"> (cộng ngay). Hóa đơn gốc giữ "Đã thanh toán"; báo cáo trừ đúng phần đã hoàn</w:t>
+            </w:r>
+          </w:p>
+        </w:tc>
+      </w:tr>
+      <w:tr>
+        <w:tc>
+          <w:tcPr/>
+          <w:p>
+            <w:r>
+              <w:t xml:space="preserve">BR-GY-12</w:t>
+            </w:r>
+          </w:p>
+        </w:tc>
+        <w:tc>
+          <w:tcPr/>
+          <w:p>
+            <w:r>
+              <w:rPr>
+                <w:b/>
+                <w:bCs/>
+              </w:rPr>
+              <w:t xml:space="preserve">Số dư tài khoản</w:t>
+            </w:r>
+            <w:r>
+              <w:t xml:space="preserve">: sổ chỉ thêm (+ hủy/đổi/bù, − thanh toán), số dư không âm. Dùng số dư trừ trước vào hóa đơn đang chờ; phần còn lại trả QR / tiền mặt. Hóa đơn hết hạn thì phần số dư đã trừ được trả lại số dư</w:t>
+            </w:r>
+          </w:p>
+        </w:tc>
+      </w:tr>
+      <w:tr>
+        <w:tc>
+          <w:tcPr/>
+          <w:p>
+            <w:r>
+              <w:t xml:space="preserve">BR-GY-13</w:t>
+            </w:r>
+          </w:p>
+        </w:tc>
+        <w:tc>
+          <w:tcPr/>
+          <w:p>
+            <w:r>
+              <w:t xml:space="preserve">Doanh thu không tính lại phần trả bằng số dư (đã là doanh thu của lần mua trước)</w:t>
+            </w:r>
+          </w:p>
+        </w:tc>
+      </w:tr>
+      <w:tr>
+        <w:tc>
+          <w:tcPr/>
+          <w:p>
+            <w:r>
+              <w:t xml:space="preserve">BR-GY-14</w:t>
+            </w:r>
+          </w:p>
+        </w:tc>
+        <w:tc>
+          <w:tcPr/>
+          <w:p>
+            <w:r>
+              <w:rPr>
+                <w:b/>
+                <w:bCs/>
+              </w:rPr>
+              <w:t xml:space="preserve">Đổi gói / đổi lớp sau thanh toán</w:t>
+            </w:r>
+            <w:r>
+              <w:t xml:space="preserve">: chênh lệch = giá mới − giá trị còn lại (không phí). &gt; 0 → hóa đơn chênh lệch, thu đủ mới chuyển sang sản phẩm mới (lớp mới được giữ chỗ trong lúc chờ); ≤ 0 → chuyển ngay, phần dư hoàn hoặc ghi số dư. Đang có yêu cầu đổi chờ thanh toán thì chưa hủy/đổi tiếp</w:t>
+            </w:r>
+          </w:p>
+        </w:tc>
+      </w:tr>
+      <w:tr>
+        <w:tc>
+          <w:tcPr/>
+          <w:p>
+            <w:r>
+              <w:t xml:space="preserve">BR-GY-15</w:t>
+            </w:r>
+          </w:p>
+        </w:tc>
+        <w:tc>
+          <w:tcPr/>
+          <w:p>
+            <w:r>
+              <w:t xml:space="preserve">Sau thanh toán </w:t>
+            </w:r>
+            <w:r>
+              <w:rPr>
+                <w:b/>
+                <w:bCs/>
+              </w:rPr>
+              <w:t xml:space="preserve">không sửa</w:t>
+            </w:r>
+            <w:r>
+              <w:t xml:space="preserve"> giá, gói, ngày hiệu lực trên hóa đơn; chỉ thay đổi qua hủy / đổi / bảo lưu. Mọi lần hủy/đổi lưu lịch sử (từ → sang, giá trị còn lại, phí, chênh lệch, hóa đơn/khoản hoàn/số dư liên quan, người thực hiện)</w:t>
+            </w:r>
+          </w:p>
+        </w:tc>
+      </w:tr>
+      <w:tr>
+        <w:tc>
+          <w:tcPr/>
+          <w:p>
+            <w:r>
+              <w:t xml:space="preserve">BR-GY-16</w:t>
+            </w:r>
+          </w:p>
+        </w:tc>
+        <w:tc>
+          <w:tcPr/>
+          <w:p>
+            <w:r>
+              <w:t xml:space="preserve">Bảo lưu: tới ngày bắt đầu kỳ chuyển FROZEN (không check-in); hết hạn bảo lưu </w:t>
+            </w:r>
+            <w:r>
+              <w:rPr>
+                <w:b/>
+                <w:bCs/>
+              </w:rPr>
+              <w:t xml:space="preserve">hệ thống tự mở lại</w:t>
+            </w:r>
+            <w:r>
+              <w:t xml:space="preserve">, cộng bù đúng số ngày đã dừng, dời các kỳ mua nối tiếp và báo hội viên. Kết thúc sớm chỉ cộng ngày thực dừng</w:t>
+            </w:r>
+          </w:p>
+        </w:tc>
+      </w:tr>
+      <w:tr>
+        <w:tc>
+          <w:tcPr/>
+          <w:p>
+            <w:r>
+              <w:t xml:space="preserve">BR-GY-17</w:t>
+            </w:r>
+          </w:p>
+        </w:tc>
+        <w:tc>
+          <w:tcPr/>
+          <w:p>
+            <w:r>
+              <w:rPr>
+                <w:b/>
+                <w:bCs/>
+              </w:rPr>
+              <w:t xml:space="preserve">Trung tâm hủy cả lớp</w:t>
+            </w:r>
+            <w:r>
+              <w:t xml:space="preserve">: học viên đã thanh toán được ghi số dư toàn bộ phần chưa học (không phí). </w:t>
+            </w:r>
+            <w:r>
+              <w:rPr>
+                <w:b/>
+                <w:bCs/>
+              </w:rPr>
+              <w:t xml:space="preserve">Trung tâm hủy một buổi</w:t>
+            </w:r>
+            <w:r>
+              <w:t xml:space="preserve">: ghi số dư giá trị một buổi</w:t>
+            </w:r>
+          </w:p>
+        </w:tc>
+      </w:tr>
+    </w:tbl>
+    <w:p/>
+    <w:p>
+      <w:pPr>
+        <w:pStyle w:val="Heading2"/>
+      </w:pPr>
+      <w:r>
+        <w:t xml:space="preserve">3. Use case mới / sửa</w:t>
+      </w:r>
+    </w:p>
+    <w:tbl>
+      <w:tblPr>
+        <w:tblW w:w="5000" w:type="pct"/>
+        <w:tblBorders>
+          <w:top w:val="single" w:color="999999" w:sz="4"/>
+          <w:left w:val="single" w:color="999999" w:sz="4"/>
+          <w:bottom w:val="single" w:color="999999" w:sz="4"/>
+          <w:right w:val="single" w:color="999999" w:sz="4"/>
+          <w:insideH w:val="single" w:color="999999" w:sz="4"/>
+          <w:insideV w:val="single" w:color="999999" w:sz="4"/>
+        </w:tblBorders>
+      </w:tblPr>
+      <w:tr>
+        <w:tc>
+          <w:tcPr>
+            <w:shd w:val="clear" w:color="auto" w:fill="E8EEF7"/>
+          </w:tcPr>
+          <w:p>
+            <w:r>
+              <w:rPr>
+                <w:b/>
+                <w:bCs/>
+              </w:rPr>
+              <w:t xml:space="preserve">Mã</w:t>
+            </w:r>
+          </w:p>
+        </w:tc>
+        <w:tc>
+          <w:tcPr>
+            <w:shd w:val="clear" w:color="auto" w:fill="E8EEF7"/>
+          </w:tcPr>
+          <w:p>
+            <w:r>
+              <w:rPr>
+                <w:b/>
+                <w:bCs/>
+              </w:rPr>
+              <w:t xml:space="preserve">Tên</w:t>
+            </w:r>
+          </w:p>
+        </w:tc>
+        <w:tc>
+          <w:tcPr>
+            <w:shd w:val="clear" w:color="auto" w:fill="E8EEF7"/>
+          </w:tcPr>
+          <w:p>
+            <w:r>
+              <w:rPr>
+                <w:b/>
+                <w:bCs/>
+              </w:rPr>
+              <w:t xml:space="preserve">Tác nhân</w:t>
+            </w:r>
+          </w:p>
+        </w:tc>
+        <w:tc>
+          <w:tcPr>
+            <w:shd w:val="clear" w:color="auto" w:fill="E8EEF7"/>
+          </w:tcPr>
+          <w:p>
+            <w:r>
+              <w:rPr>
+                <w:b/>
+                <w:bCs/>
+              </w:rPr>
+              <w:t xml:space="preserve">Luồng chính</w:t>
+            </w:r>
+          </w:p>
+        </w:tc>
+        <w:tc>
+          <w:tcPr>
+            <w:shd w:val="clear" w:color="auto" w:fill="E8EEF7"/>
+          </w:tcPr>
+          <w:p>
+            <w:r>
+              <w:rPr>
+                <w:b/>
+                <w:bCs/>
+              </w:rPr>
+              <w:t xml:space="preserve">BR</w:t>
+            </w:r>
+          </w:p>
+        </w:tc>
+      </w:tr>
+      <w:tr>
+        <w:tc>
+          <w:tcPr/>
+          <w:p>
+            <w:r>
+              <w:t xml:space="preserve">UC-CB-21</w:t>
+            </w:r>
+          </w:p>
+        </w:tc>
+        <w:tc>
+          <w:tcPr/>
+          <w:p>
+            <w:r>
+              <w:t xml:space="preserve">Cấu hình khung giờ hoạt động</w:t>
+            </w:r>
+          </w:p>
+        </w:tc>
+        <w:tc>
+          <w:tcPr/>
+          <w:p>
+            <w:r>
+              <w:t xml:space="preserve">Quản lý</w:t>
+            </w:r>
+          </w:p>
+        </w:tc>
+        <w:tc>
+          <w:tcPr/>
+          <w:p>
+            <w:r>
+              <w:t xml:space="preserve">Lịch tập → Tài nguyên → Khung giờ: thêm/sửa/ngừng khung; không trùng khung đang hoạt động</w:t>
+            </w:r>
+          </w:p>
+        </w:tc>
+        <w:tc>
+          <w:tcPr/>
+          <w:p>
+            <w:r>
+              <w:t xml:space="preserve">GY-01</w:t>
+            </w:r>
+          </w:p>
+        </w:tc>
+      </w:tr>
+      <w:tr>
+        <w:tc>
+          <w:tcPr/>
+          <w:p>
+            <w:r>
+              <w:t xml:space="preserve">UC-CB-22</w:t>
+            </w:r>
+          </w:p>
+        </w:tc>
+        <w:tc>
+          <w:tcPr/>
+          <w:p>
+            <w:r>
+              <w:t xml:space="preserve">Cấu hình loại phòng</w:t>
+            </w:r>
+          </w:p>
+        </w:tc>
+        <w:tc>
+          <w:tcPr/>
+          <w:p>
+            <w:r>
+              <w:t xml:space="preserve">Quản lý</w:t>
+            </w:r>
+          </w:p>
+        </w:tc>
+        <w:tc>
+          <w:tcPr/>
+          <w:p>
+            <w:r>
+              <w:t xml:space="preserve">Tài nguyên → Loại phòng: tên, chức năng, bộ môn dạy được, khu tự tập</w:t>
+            </w:r>
+          </w:p>
+        </w:tc>
+        <w:tc>
+          <w:tcPr/>
+          <w:p>
+            <w:r>
+              <w:t xml:space="preserve">GY-02</w:t>
+            </w:r>
+          </w:p>
+        </w:tc>
+      </w:tr>
+      <w:tr>
+        <w:tc>
+          <w:tcPr/>
+          <w:p>
+            <w:r>
+              <w:t xml:space="preserve">UC-UM-21</w:t>
+            </w:r>
+          </w:p>
+        </w:tc>
+        <w:tc>
+          <w:tcPr/>
+          <w:p>
+            <w:r>
+              <w:t xml:space="preserve">Khai báo chuyên môn HLV</w:t>
+            </w:r>
+          </w:p>
+        </w:tc>
+        <w:tc>
+          <w:tcPr/>
+          <w:p>
+            <w:r>
+              <w:t xml:space="preserve">Quản lý</w:t>
+            </w:r>
+          </w:p>
+        </w:tc>
+        <w:tc>
+          <w:tcPr/>
+          <w:p>
+            <w:r>
+              <w:t xml:space="preserve">Hệ thống → Tài khoản → cột Chuyên môn → Sửa</w:t>
+            </w:r>
+          </w:p>
+        </w:tc>
+        <w:tc>
+          <w:tcPr/>
+          <w:p>
+            <w:r>
+              <w:t xml:space="preserve">GY-03</w:t>
+            </w:r>
+          </w:p>
+        </w:tc>
+      </w:tr>
+      <w:tr>
+        <w:tc>
+          <w:tcPr/>
+          <w:p>
+            <w:r>
+              <w:t xml:space="preserve">UC-CB-03 (sửa)</w:t>
+            </w:r>
+          </w:p>
+        </w:tc>
+        <w:tc>
+          <w:tcPr/>
+          <w:p>
+            <w:r>
+              <w:t xml:space="preserve">Cập nhật lịch lớp có xem trước</w:t>
+            </w:r>
+          </w:p>
+        </w:tc>
+        <w:tc>
+          <w:tcPr/>
+          <w:p>
+            <w:r>
+              <w:t xml:space="preserve">Quản lý</w:t>
+            </w:r>
+          </w:p>
+        </w:tc>
+        <w:tc>
+          <w:tcPr/>
+          <w:p>
+            <w:r>
+              <w:t xml:space="preserve">Sửa lớp / đổi giờ buổi → hệ thống hiện số buổi đổi, học viên bị ảnh hưởng → Xác nhận</w:t>
+            </w:r>
+          </w:p>
+        </w:tc>
+        <w:tc>
+          <w:tcPr/>
+          <w:p>
+            <w:r>
+              <w:t xml:space="preserve">GY-04</w:t>
+            </w:r>
+          </w:p>
+        </w:tc>
+      </w:tr>
+      <w:tr>
+        <w:tc>
+          <w:tcPr/>
+          <w:p>
+            <w:r>
+              <w:t xml:space="preserve">UC-UM-03 (sửa)</w:t>
+            </w:r>
+          </w:p>
+        </w:tc>
+        <w:tc>
+          <w:tcPr/>
+          <w:p>
+            <w:r>
+              <w:t xml:space="preserve">Xem gói tự tập và kỳ gói</w:t>
+            </w:r>
+          </w:p>
+        </w:tc>
+        <w:tc>
+          <w:tcPr/>
+          <w:p>
+            <w:r>
+              <w:t xml:space="preserve">Hội viên</w:t>
+            </w:r>
+          </w:p>
+        </w:tc>
+        <w:tc>
+          <w:tcPr/>
+          <w:p>
+            <w:r>
+              <w:t xml:space="preserve">Gói tập: thẻ gói hiện khung giờ/khu vực; thẻ "Gói của bạn" hiện kỳ đang dùng + kỳ mua nối tiếp</w:t>
+            </w:r>
+          </w:p>
+        </w:tc>
+        <w:tc>
+          <w:tcPr/>
+          <w:p>
+            <w:r>
+              <w:t xml:space="preserve">GY-05, 1.3</w:t>
+            </w:r>
+          </w:p>
+        </w:tc>
+      </w:tr>
+      <w:tr>
+        <w:tc>
+          <w:tcPr/>
+          <w:p>
+            <w:r>
+              <w:t xml:space="preserve">UC-UM-08 (sửa)</w:t>
+            </w:r>
+          </w:p>
+        </w:tc>
+        <w:tc>
+          <w:tcPr/>
+          <w:p>
+            <w:r>
+              <w:t xml:space="preserve">Quản lý gói tự tập</w:t>
+            </w:r>
+          </w:p>
+        </w:tc>
+        <w:tc>
+          <w:tcPr/>
+          <w:p>
+            <w:r>
+              <w:t xml:space="preserve">Quản lý</w:t>
+            </w:r>
+          </w:p>
+        </w:tc>
+        <w:tc>
+          <w:tcPr/>
+          <w:p>
+            <w:r>
+              <w:t xml:space="preserve">Tạo/sửa gói: giá, thời hạn, khung giờ, khu tự tập</w:t>
+            </w:r>
+          </w:p>
+        </w:tc>
+        <w:tc>
+          <w:tcPr/>
+          <w:p>
+            <w:r>
+              <w:t xml:space="preserve">GY-05</w:t>
+            </w:r>
+          </w:p>
+        </w:tc>
+      </w:tr>
+      <w:tr>
+        <w:tc>
+          <w:tcPr/>
+          <w:p>
+            <w:r>
+              <w:t xml:space="preserve">UC-AT-01 (sửa)</w:t>
+            </w:r>
+          </w:p>
+        </w:tc>
+        <w:tc>
+          <w:tcPr/>
+          <w:p>
+            <w:r>
+              <w:t xml:space="preserve">Check-in tại quầy</w:t>
+            </w:r>
+          </w:p>
+        </w:tc>
+        <w:tc>
+          <w:tcPr/>
+          <w:p>
+            <w:r>
+              <w:t xml:space="preserve">Lễ tân</w:t>
+            </w:r>
+          </w:p>
+        </w:tc>
+        <w:tc>
+          <w:tcPr/>
+          <w:p>
+            <w:r>
+              <w:t xml:space="preserve">Chọn hội viên, (tuỳ chọn) khu vực → hệ thống kiểm tra kỳ gói, bảo lưu, khung giờ, khu vực</w:t>
+            </w:r>
+          </w:p>
+        </w:tc>
+        <w:tc>
+          <w:tcPr/>
+          <w:p>
+            <w:r>
+              <w:t xml:space="preserve">GY-06</w:t>
+            </w:r>
+          </w:p>
+        </w:tc>
+      </w:tr>
+      <w:tr>
+        <w:tc>
+          <w:tcPr/>
+          <w:p>
+            <w:r>
+              <w:t xml:space="preserve">UC-CB-06 (sửa)</w:t>
+            </w:r>
+          </w:p>
+        </w:tc>
+        <w:tc>
+          <w:tcPr/>
+          <w:p>
+            <w:r>
+              <w:t xml:space="preserve">Đăng ký lớp = mua khóa học</w:t>
+            </w:r>
+          </w:p>
+        </w:tc>
+        <w:tc>
+          <w:tcPr/>
+          <w:p>
+            <w:r>
+              <w:t xml:space="preserve">Hội viên / Lễ tân</w:t>
+            </w:r>
+          </w:p>
+        </w:tc>
+        <w:tc>
+          <w:tcPr/>
+          <w:p>
+            <w:r>
+              <w:t xml:space="preserve">Lịch tập → lớp có học phí → Đăng ký khóa học → hóa đơn (QR online hoặc tại quầy), giữ chỗ → thanh toán → chính thức</w:t>
+            </w:r>
+          </w:p>
+        </w:tc>
+        <w:tc>
+          <w:tcPr/>
+          <w:p>
+            <w:r>
+              <w:t xml:space="preserve">GY-07, GY-08</w:t>
+            </w:r>
+          </w:p>
+        </w:tc>
+      </w:tr>
+      <w:tr>
+        <w:tc>
+          <w:tcPr/>
+          <w:p>
+            <w:r>
+              <w:t xml:space="preserve">UC-CB-23</w:t>
+            </w:r>
+          </w:p>
+        </w:tc>
+        <w:tc>
+          <w:tcPr/>
+          <w:p>
+            <w:r>
+              <w:t xml:space="preserve">Báo nghỉ một buổi</w:t>
+            </w:r>
+          </w:p>
+        </w:tc>
+        <w:tc>
+          <w:tcPr/>
+          <w:p>
+            <w:r>
+              <w:t xml:space="preserve">Hội viên / Lễ tân</w:t>
+            </w:r>
+          </w:p>
+        </w:tc>
+        <w:tc>
+          <w:tcPr/>
+          <w:p>
+            <w:r>
+              <w:t xml:space="preserve">Lịch của tôi → buổi → Báo nghỉ → xác nhận</w:t>
+            </w:r>
+          </w:p>
+        </w:tc>
+        <w:tc>
+          <w:tcPr/>
+          <w:p>
+            <w:r>
+              <w:t xml:space="preserve">GY-09</w:t>
+            </w:r>
+          </w:p>
+        </w:tc>
+      </w:tr>
+      <w:tr>
+        <w:tc>
+          <w:tcPr/>
+          <w:p>
+            <w:r>
+              <w:t xml:space="preserve">UC-PAY-20</w:t>
+            </w:r>
+          </w:p>
+        </w:tc>
+        <w:tc>
+          <w:tcPr/>
+          <w:p>
+            <w:r>
+              <w:t xml:space="preserve">Hủy kỳ gói / hủy khóa học</w:t>
+            </w:r>
+          </w:p>
+        </w:tc>
+        <w:tc>
+          <w:tcPr/>
+          <w:p>
+            <w:r>
+              <w:t xml:space="preserve">Hội viên / Lễ tân</w:t>
+            </w:r>
+          </w:p>
+        </w:tc>
+        <w:tc>
+          <w:tcPr/>
+          <w:p>
+            <w:r>
+              <w:t xml:space="preserve">Xem trước (đã trả, còn lại, phí, được hoàn) → chọn Hoàn tiền / Ghi số dư → xác nhận</w:t>
+            </w:r>
+          </w:p>
+        </w:tc>
+        <w:tc>
+          <w:tcPr/>
+          <w:p>
+            <w:r>
+              <w:t xml:space="preserve">GY-10, GY-11</w:t>
+            </w:r>
+          </w:p>
+        </w:tc>
+      </w:tr>
+      <w:tr>
+        <w:tc>
+          <w:tcPr/>
+          <w:p>
+            <w:r>
+              <w:t xml:space="preserve">UC-PAY-21</w:t>
+            </w:r>
+          </w:p>
+        </w:tc>
+        <w:tc>
+          <w:tcPr/>
+          <w:p>
+            <w:r>
+              <w:t xml:space="preserve">Xem và dùng số dư</w:t>
+            </w:r>
+          </w:p>
+        </w:tc>
+        <w:tc>
+          <w:tcPr/>
+          <w:p>
+            <w:r>
+              <w:t xml:space="preserve">Hội viên / Lễ tân</w:t>
+            </w:r>
+          </w:p>
+        </w:tc>
+        <w:tc>
+          <w:tcPr/>
+          <w:p>
+            <w:r>
+              <w:t xml:space="preserve">Hồ sơ → Số dư; hóa đơn chờ thanh toán → Dùng số dư</w:t>
+            </w:r>
+          </w:p>
+        </w:tc>
+        <w:tc>
+          <w:tcPr/>
+          <w:p>
+            <w:r>
+              <w:t xml:space="preserve">GY-12, GY-13</w:t>
+            </w:r>
+          </w:p>
+        </w:tc>
+      </w:tr>
+      <w:tr>
+        <w:tc>
+          <w:tcPr/>
+          <w:p>
+            <w:r>
+              <w:t xml:space="preserve">UC-PAY-22</w:t>
+            </w:r>
+          </w:p>
+        </w:tc>
+        <w:tc>
+          <w:tcPr/>
+          <w:p>
+            <w:r>
+              <w:t xml:space="preserve">Đổi gói / đổi lớp</w:t>
+            </w:r>
+          </w:p>
+        </w:tc>
+        <w:tc>
+          <w:tcPr/>
+          <w:p>
+            <w:r>
+              <w:t xml:space="preserve">Hội viên / Lễ tân</w:t>
+            </w:r>
+          </w:p>
+        </w:tc>
+        <w:tc>
+          <w:tcPr/>
+          <w:p>
+            <w:r>
+              <w:t xml:space="preserve">Chọn gói/lớp đích → xem chênh lệch → thu thêm (hóa đơn chênh lệch) hoặc nhận phần dư</w:t>
+            </w:r>
+          </w:p>
+        </w:tc>
+        <w:tc>
+          <w:tcPr/>
+          <w:p>
+            <w:r>
+              <w:t xml:space="preserve">GY-14, GY-15</w:t>
+            </w:r>
+          </w:p>
+        </w:tc>
+      </w:tr>
+      <w:tr>
+        <w:tc>
+          <w:tcPr/>
+          <w:p>
+            <w:r>
+              <w:t xml:space="preserve">UC-UM-20 (sửa)</w:t>
+            </w:r>
+          </w:p>
+        </w:tc>
+        <w:tc>
+          <w:tcPr/>
+          <w:p>
+            <w:r>
+              <w:t xml:space="preserve">Bảo lưu gói</w:t>
+            </w:r>
+          </w:p>
+        </w:tc>
+        <w:tc>
+          <w:tcPr/>
+          <w:p>
+            <w:r>
+              <w:t xml:space="preserve">Hội viên / Lễ tân</w:t>
+            </w:r>
+          </w:p>
+        </w:tc>
+        <w:tc>
+          <w:tcPr/>
+          <w:p>
+            <w:r>
+              <w:t xml:space="preserve">Chọn khoảng ngày (≥ 7, ≤ ngày còn lại của ngân sách 60) → kỳ FROZEN khi tới ngày → tự mở lại / kết thúc sớm</w:t>
+            </w:r>
+          </w:p>
+        </w:tc>
+        <w:tc>
+          <w:tcPr/>
+          <w:p>
+            <w:r>
+              <w:t xml:space="preserve">1.16, GY-16</w:t>
+            </w:r>
+          </w:p>
+        </w:tc>
+      </w:tr>
+      <w:tr>
+        <w:tc>
+          <w:tcPr/>
+          <w:p>
+            <w:r>
+              <w:t xml:space="preserve">UC-CB-04 (sửa)</w:t>
+            </w:r>
+          </w:p>
+        </w:tc>
+        <w:tc>
+          <w:tcPr/>
+          <w:p>
+            <w:r>
+              <w:t xml:space="preserve">Trung tâm hủy lớp / buổi</w:t>
+            </w:r>
+          </w:p>
+        </w:tc>
+        <w:tc>
+          <w:tcPr/>
+          <w:p>
+            <w:r>
+              <w:t xml:space="preserve">Quản lý</w:t>
+            </w:r>
+          </w:p>
+        </w:tc>
+        <w:tc>
+          <w:tcPr/>
+          <w:p>
+            <w:r>
+              <w:t xml:space="preserve">Hủy lớp hoặc buổi → hệ thống thông báo và bù số dư cho học viên đã thanh toán</w:t>
+            </w:r>
+          </w:p>
+        </w:tc>
+        <w:tc>
+          <w:tcPr/>
+          <w:p>
+            <w:r>
+              <w:t xml:space="preserve">GY-17</w:t>
+            </w:r>
+          </w:p>
+        </w:tc>
+      </w:tr>
+    </w:tbl>
+    <w:p/>
+    <w:p>
+      <w:pPr>
+        <w:pStyle w:val="Heading2"/>
+      </w:pPr>
+      <w:r>
+        <w:t xml:space="preserve">4. Trạng thái</w:t>
+      </w:r>
+    </w:p>
+    <w:p>
+      <w:r>
+        <w:t xml:space="preserve">• </w:t>
+      </w:r>
+      <w:r>
+        <w:rPr>
+          <w:b/>
+          <w:bCs/>
+        </w:rPr>
+        <w:t xml:space="preserve">Kỳ gói (membership):</w:t>
+      </w:r>
+      <w:r>
+        <w:t xml:space="preserve"> </w:t>
+      </w:r>
+      <w:r>
+        <w:rPr>
+          <w:rFonts w:ascii="Consolas" w:hAnsi="Consolas"/>
+        </w:rPr>
+        <w:t xml:space="preserve">ACTIVE</w:t>
+      </w:r>
+      <w:r>
+        <w:t xml:space="preserve"> (đang chạy hoặc mua trước chờ tới lượt) → </w:t>
+      </w:r>
+      <w:r>
+        <w:rPr>
+          <w:rFonts w:ascii="Consolas" w:hAnsi="Consolas"/>
+        </w:rPr>
+        <w:t xml:space="preserve">FROZEN</w:t>
+      </w:r>
+      <w:r>
+        <w:t xml:space="preserve"> (đang bảo lưu) → </w:t>
+      </w:r>
+      <w:r>
+        <w:rPr>
+          <w:rFonts w:ascii="Consolas" w:hAnsi="Consolas"/>
+        </w:rPr>
+        <w:t xml:space="preserve">ACTIVE</w:t>
+      </w:r>
+      <w:r>
+        <w:t xml:space="preserve"> → </w:t>
+      </w:r>
+      <w:r>
+        <w:rPr>
+          <w:rFonts w:ascii="Consolas" w:hAnsi="Consolas"/>
+        </w:rPr>
+        <w:t xml:space="preserve">EXPIRED</w:t>
+      </w:r>
+      <w:r>
+        <w:t xml:space="preserve">; hoặc → </w:t>
+      </w:r>
+      <w:r>
+        <w:rPr>
+          <w:rFonts w:ascii="Consolas" w:hAnsi="Consolas"/>
+        </w:rPr>
+        <w:t xml:space="preserve">CANCELLED</w:t>
+      </w:r>
+      <w:r>
+        <w:t xml:space="preserve"> (hủy / đổi / hoàn hóa đơn).</w:t>
+      </w:r>
+    </w:p>
+    <w:p>
+      <w:r>
+        <w:t xml:space="preserve">• </w:t>
+      </w:r>
+      <w:r>
+        <w:rPr>
+          <w:b/>
+          <w:bCs/>
+        </w:rPr>
+        <w:t xml:space="preserve">Đăng ký lớp:</w:t>
+      </w:r>
+      <w:r>
+        <w:t xml:space="preserve"> </w:t>
+      </w:r>
+      <w:r>
+        <w:rPr>
+          <w:rFonts w:ascii="Consolas" w:hAnsi="Consolas"/>
+        </w:rPr>
+        <w:t xml:space="preserve">PENDING_PAYMENT</w:t>
+      </w:r>
+      <w:r>
+        <w:t xml:space="preserve"> (giữ chỗ chờ thanh toán) → </w:t>
+      </w:r>
+      <w:r>
+        <w:rPr>
+          <w:rFonts w:ascii="Consolas" w:hAnsi="Consolas"/>
+        </w:rPr>
+        <w:t xml:space="preserve">BOOKED</w:t>
+      </w:r>
+      <w:r>
+        <w:t xml:space="preserve"> → </w:t>
+      </w:r>
+      <w:r>
+        <w:rPr>
+          <w:rFonts w:ascii="Consolas" w:hAnsi="Consolas"/>
+        </w:rPr>
+        <w:t xml:space="preserve">CANCELLED</w:t>
+      </w:r>
+      <w:r>
+        <w:t xml:space="preserve">.</w:t>
+      </w:r>
+    </w:p>
+    <w:p>
+      <w:r>
+        <w:t xml:space="preserve">• </w:t>
+      </w:r>
+      <w:r>
+        <w:rPr>
+          <w:b/>
+          <w:bCs/>
+        </w:rPr>
+        <w:t xml:space="preserve">Điểm danh buổi:</w:t>
+      </w:r>
+      <w:r>
+        <w:t xml:space="preserve"> </w:t>
+      </w:r>
+      <w:r>
+        <w:rPr>
+          <w:rFonts w:ascii="Consolas" w:hAnsi="Consolas"/>
+        </w:rPr>
+        <w:t xml:space="preserve">PRESENT</w:t>
+      </w:r>
+      <w:r>
+        <w:t xml:space="preserve"> / </w:t>
+      </w:r>
+      <w:r>
+        <w:rPr>
+          <w:rFonts w:ascii="Consolas" w:hAnsi="Consolas"/>
+        </w:rPr>
+        <w:t xml:space="preserve">ABSENT</w:t>
+      </w:r>
+      <w:r>
+        <w:t xml:space="preserve"> / </w:t>
+      </w:r>
+      <w:r>
+        <w:rPr>
+          <w:rFonts w:ascii="Consolas" w:hAnsi="Consolas"/>
+        </w:rPr>
+        <w:t xml:space="preserve">EXCUSED</w:t>
+      </w:r>
+      <w:r>
+        <w:t xml:space="preserve"> (xin nghỉ trước hạn).</w:t>
+      </w:r>
+    </w:p>
+    <w:p>
+      <w:r>
+        <w:t xml:space="preserve">• </w:t>
+      </w:r>
+      <w:r>
+        <w:rPr>
+          <w:b/>
+          <w:bCs/>
+        </w:rPr>
+        <w:t xml:space="preserve">Lần hủy/đổi (purchase change):</w:t>
+      </w:r>
+      <w:r>
+        <w:t xml:space="preserve"> </w:t>
+      </w:r>
+      <w:r>
+        <w:rPr>
+          <w:rFonts w:ascii="Consolas" w:hAnsi="Consolas"/>
+        </w:rPr>
+        <w:t xml:space="preserve">PENDING_PAYMENT</w:t>
+      </w:r>
+      <w:r>
+        <w:t xml:space="preserve"> (chờ thu chênh lệch) → </w:t>
+      </w:r>
+      <w:r>
+        <w:rPr>
+          <w:rFonts w:ascii="Consolas" w:hAnsi="Consolas"/>
+        </w:rPr>
+        <w:t xml:space="preserve">DONE</w:t>
+      </w:r>
+      <w:r>
+        <w:t xml:space="preserve">; hoặc </w:t>
+      </w:r>
+      <w:r>
+        <w:rPr>
+          <w:rFonts w:ascii="Consolas" w:hAnsi="Consolas"/>
+        </w:rPr>
+        <w:t xml:space="preserve">CANCELLED</w:t>
+      </w:r>
+      <w:r>
+        <w:t xml:space="preserve"> khi hóa đơn chênh lệch hết hạn.</w:t>
+      </w:r>
+    </w:p>
+    <w:p>
+      <w:r>
+        <w:t xml:space="preserve">• </w:t>
+      </w:r>
+      <w:r>
+        <w:rPr>
+          <w:b/>
+          <w:bCs/>
+        </w:rPr>
+        <w:t xml:space="preserve">Hóa đơn:</w:t>
+      </w:r>
+      <w:r>
+        <w:t xml:space="preserve"> thêm loại </w:t>
+      </w:r>
+      <w:r>
+        <w:rPr>
+          <w:rFonts w:ascii="Consolas" w:hAnsi="Consolas"/>
+        </w:rPr>
+        <w:t xml:space="preserve">COURSE</w:t>
+      </w:r>
+      <w:r>
+        <w:t xml:space="preserve"> (khóa học) và </w:t>
+      </w:r>
+      <w:r>
+        <w:rPr>
+          <w:rFonts w:ascii="Consolas" w:hAnsi="Consolas"/>
+        </w:rPr>
+        <w:t xml:space="preserve">ADJUSTMENT</w:t>
+      </w:r>
+      <w:r>
+        <w:t xml:space="preserve"> (chênh lệch đổi); trạng thái như cũ.</w:t>
+      </w:r>
+    </w:p>
     <w:sectPr>
       <w:headerReference w:type="default" r:id="rId11"/>
       <w:footerReference w:type="default" r:id="rId12"/>

--- a/docs/yeu-cau/07_Business_Rules.docx
+++ b/docs/yeu-cau/07_Business_Rules.docx
@@ -2,6 +2,11 @@
 <file path=word/document.xml><?xml version="1.0" encoding="utf-8"?>
 <w:document xmlns:wpc="http://schemas.microsoft.com/office/word/2010/wordprocessingCanvas" xmlns:mc="http://schemas.openxmlformats.org/markup-compatibility/2006" xmlns:o="urn:schemas-microsoft-com:office:office" xmlns:r="http://schemas.openxmlformats.org/officeDocument/2006/relationships" xmlns:m="http://schemas.openxmlformats.org/officeDocument/2006/math" xmlns:v="urn:schemas-microsoft-com:vml" xmlns:wp14="http://schemas.microsoft.com/office/word/2010/wordprocessingDrawing" xmlns:wp="http://schemas.openxmlformats.org/drawingml/2006/wordprocessingDrawing" xmlns:w10="urn:schemas-microsoft-com:office:word" xmlns:w="http://schemas.openxmlformats.org/wordprocessingml/2006/main" xmlns:w14="http://schemas.microsoft.com/office/word/2010/wordml" xmlns:w15="http://schemas.microsoft.com/office/word/2012/wordml" xmlns:wpg="http://schemas.microsoft.com/office/word/2010/wordprocessingGroup" xmlns:wpi="http://schemas.microsoft.com/office/word/2010/wordprocessingInk" xmlns:wne="http://schemas.microsoft.com/office/word/2006/wordml" xmlns:wps="http://schemas.microsoft.com/office/word/2010/wordprocessingShape" xmlns:cx="http://schemas.microsoft.com/office/drawing/2014/chartex" xmlns:cx1="http://schemas.microsoft.com/office/drawing/2015/9/8/chartex" xmlns:cx2="http://schemas.microsoft.com/office/drawing/2015/10/21/chartex" xmlns:cx3="http://schemas.microsoft.com/office/drawing/2016/5/9/chartex" xmlns:cx4="http://schemas.microsoft.com/office/drawing/2016/5/10/chartex" xmlns:cx5="http://schemas.microsoft.com/office/drawing/2016/5/11/chartex" xmlns:cx6="http://schemas.microsoft.com/office/drawing/2016/5/12/chartex" xmlns:cx7="http://schemas.microsoft.com/office/drawing/2016/5/13/chartex" xmlns:cx8="http://schemas.microsoft.com/office/drawing/2016/5/14/chartex" xmlns:aink="http://schemas.microsoft.com/office/drawing/2016/ink" xmlns:am3d="http://schemas.microsoft.com/office/drawing/2017/model3d" xmlns:w16cex="http://schemas.microsoft.com/office/word/2018/wordml/cex" xmlns:w16cid="http://schemas.microsoft.com/office/word/2016/wordml/cid" xmlns:w16="http://schemas.microsoft.com/office/word/2018/wordml" xmlns:w16sdtdh="http://schemas.microsoft.com/office/word/2020/wordml/sdtdatahash" xmlns:w16se="http://schemas.microsoft.com/office/word/2015/wordml/symex" mc:Ignorable="w14 w15 wp14">
   <w:body>
+    <w:p>
+      <w:r>
+        <w:t>Phạm vi bản triển khai 29/10/2026: các BR hiện hành đã cập nhật theo mã nguồn. BR-AI và kế hoạch tập luyện là đặc tả ngoài phạm vi đã chốt; không được dùng làm tiêu chí đã triển khai. Bảng Trước/Sau chỉ là lịch sử thay đổi; cột Sau được áp dụng.</w:t>
+      </w:r>
+    </w:p>
     <w:p>
       <w:pPr>
         <w:spacing w:after="240"/>
@@ -731,15 +736,8 @@
             <w:vAlign w:val="top"/>
           </w:tcPr>
           <w:p>
-            <w:pPr>
-              <w:spacing w:after="0"/>
-            </w:pPr>
-            <w:r>
-              <w:rPr>
-                <w:sz w:val="19"/>
-                <w:szCs w:val="19"/>
-              </w:rPr>
-              <w:t xml:space="preserve">Gia hạn khi gói còn hạn: ngày hết hạn mới bằng ngày hết hạn cũ cộng thời hạn của gói vừa mua.</w:t>
+            <w:r>
+              <w:t>Mỗi hóa đơn gói thanh toán thành công tạo một kỳ Membership riêng. Có kỳ còn giá trị hoặc mua trước thì kỳ mới bắt đầu sau kỳ kết thúc muộn nhất; không cộng đè ngày vào một bản ghi.</w:t>
             </w:r>
           </w:p>
         </w:tc>
@@ -805,15 +803,8 @@
             <w:vAlign w:val="top"/>
           </w:tcPr>
           <w:p>
-            <w:pPr>
-              <w:spacing w:after="0"/>
-            </w:pPr>
-            <w:r>
-              <w:rPr>
-                <w:sz w:val="19"/>
-                <w:szCs w:val="19"/>
-              </w:rPr>
-              <w:t xml:space="preserve">Gia hạn khi gói đã hết hạn: ngày bắt đầu là ngày thanh toán, ngày hết hạn bằng ngày đó cộng thời hạn gói.</w:t>
+            <w:r>
+              <w:t>Khi không còn kỳ gói còn giá trị, kỳ mua mới bắt đầu ở thời điểm thanh toán. Trạng thái và activeUserId được đồng bộ theo ngày; chỉ một kỳ đang hiệu lực của mỗi hội viên.</w:t>
             </w:r>
           </w:p>
         </w:tc>
@@ -1397,15 +1388,8 @@
             <w:vAlign w:val="top"/>
           </w:tcPr>
           <w:p>
-            <w:pPr>
-              <w:spacing w:after="0"/>
-            </w:pPr>
-            <w:r>
-              <w:rPr>
-                <w:sz w:val="19"/>
-                <w:szCs w:val="19"/>
-              </w:rPr>
-              <w:t xml:space="preserve">Khi gói hết hạn giữa kỳ học, các lớp đã đăng ký trước đó vẫn giữ nguyên đến hết lớp; hệ thống chỉ chặn việc đăng ký lớp mới.</w:t>
+            <w:r>
+              <w:t>Gói tự tập độc lập với khóa/lớp. Không chặn hoặc cảnh báo quyền đăng ký lớp chỉ vì gói tự tập hết hạn trước ngày kết thúc lớp.</w:t>
             </w:r>
           </w:p>
         </w:tc>
@@ -1693,15 +1677,8 @@
             <w:vAlign w:val="top"/>
           </w:tcPr>
           <w:p>
-            <w:pPr>
-              <w:spacing w:after="0"/>
-            </w:pPr>
-            <w:r>
-              <w:rPr>
-                <w:sz w:val="19"/>
-                <w:szCs w:val="19"/>
-              </w:rPr>
-              <w:t>Bảo lưu gói: mỗi lần từ 7 đến MEMBERSHIP_FREEZE_MAX_DAYS ngày, tối đa MEMBERSHIP_FREEZE_MAX_TIMES lần mỗi gói; không bảo lưu khi còn booking trong khoảng đó; ngày hết hạn chỉ cộng số ngày thực dừng.</w:t>
+            <w:r>
+              <w:t>Bảo lưu chỉ với kỳ đang hoạt động: mỗi lần ít nhất MEMBERSHIP_FREEZE_MIN_DAYS, tổng ngân sách kỳ theo MEMBERSHIP_FREEZE_MAX_TOTAL_DAYS; chỉ một lịch bảo lưu chưa kết thúc. Cộng đúng ngày thực dừng một lần; không chặn đăng ký lớp chỉ vì bảo lưu gói tự tập.</w:t>
             </w:r>
           </w:p>
         </w:tc>
@@ -1959,15 +1936,8 @@
             <w:vAlign w:val="top"/>
           </w:tcPr>
           <w:p>
-            <w:pPr>
-              <w:spacing w:after="0"/>
-            </w:pPr>
-            <w:r>
-              <w:rPr>
-                <w:sz w:val="19"/>
-                <w:szCs w:val="19"/>
-              </w:rPr>
-              <w:t xml:space="preserve">Chỉ hội viên có gói đang hiệu lực mới đăng ký được lớp.</w:t>
+            <w:r>
+              <w:t>Đăng ký lớp không yêu cầu gói tự tập. Lớp miễn phí đăng ký trực tiếp khi đủ điều kiện; khóa có học phí giữ PENDING_PAYMENT và chỉ BOOKED khi hóa đơn được thanh toán đủ.</w:t>
             </w:r>
           </w:p>
         </w:tc>
@@ -1983,15 +1953,8 @@
             <w:vAlign w:val="top"/>
           </w:tcPr>
           <w:p>
-            <w:pPr>
-              <w:spacing w:after="0"/>
-            </w:pPr>
-            <w:r>
-              <w:rPr>
-                <w:sz w:val="19"/>
-                <w:szCs w:val="19"/>
-              </w:rPr>
-              <w:t xml:space="preserve">Quyền tham gia lớp phải gắn với gói còn hiệu lực, nếu không thì trung tâm phục vụ miễn phí.</w:t>
+            <w:r>
+              <w:t>Tách hai sản phẩm: tự tập theo kỳ và khóa học theo đăng ký/thanh toán; tránh áp dụng yêu cầu gói tự tập cũ.</w:t>
             </w:r>
           </w:p>
         </w:tc>
@@ -3069,15 +3032,8 @@
             <w:vAlign w:val="top"/>
           </w:tcPr>
           <w:p>
-            <w:pPr>
-              <w:spacing w:after="0"/>
-            </w:pPr>
-            <w:r>
-              <w:rPr>
-                <w:sz w:val="19"/>
-                <w:szCs w:val="19"/>
-              </w:rPr>
-              <w:t>Danh sách chờ xếp theo thời điểm vào. Có chỗ trống thì giữ cho người đầu danh sách CLASS_WAITLIST_HOLD_HOURS giờ; giữ chỗ và chuyển người kế tiếp chạy trong một transaction. Vào danh sách chờ vẫn phải thoả BR-2.1 và BR-2.3.</w:t>
+            <w:r>
+              <w:t>Danh sách chờ FIFO; chỉ vào chờ khi đủ điều kiện khác và lớp đầy. Lời mời OFFERED còn hạn giữ sức chứa, cần hội viên xác nhận; khóa có học phí vẫn phải thanh toán. Không yêu cầu gói tự tập.</w:t>
             </w:r>
           </w:p>
         </w:tc>
@@ -4302,15 +4258,82 @@
             <w:vAlign w:val="top"/>
           </w:tcPr>
           <w:p>
-            <w:pPr>
-              <w:spacing w:after="0"/>
-            </w:pPr>
-            <w:r>
-              <w:rPr>
-                <w:sz w:val="19"/>
-                <w:szCs w:val="19"/>
-              </w:rPr>
-              <w:t xml:space="preserve">Tiền về khi hoá đơn đã FAILED (muộn) hoặc đã PAID (chuyển lặp) ⇒ </w:t>
+            <w:r>
+              <w:t>Giao dịch mới về khi hóa đơn FAILED hoặc PAID đi qua đối soát với lý do LATE hoặc DUPLICATE_TRANSFER; gửi lại cùng ID giao dịch được xử lý idempotent, không cấp quyền lợi hai lần.</w:t>
+            </w:r>
+          </w:p>
+        </w:tc>
+        <w:tc>
+          <w:tcPr>
+            <w:tcW w:type="dxa" w:w="3731"/>
+            <w:tcBorders>
+              <w:top w:val="single" w:color="BFBFBF" w:sz="4"/>
+              <w:left w:val="single" w:color="BFBFBF" w:sz="4"/>
+              <w:bottom w:val="single" w:color="BFBFBF" w:sz="4"/>
+              <w:right w:val="single" w:color="BFBFBF" w:sz="4"/>
+            </w:tcBorders>
+            <w:vAlign w:val="top"/>
+          </w:tcPr>
+          <w:p>
+            <w:pPr>
+              <w:spacing w:after="0"/>
+            </w:pPr>
+            <w:r>
+              <w:rPr>
+                <w:sz w:val="19"/>
+                <w:szCs w:val="19"/>
+              </w:rPr>
+              <w:t xml:space="preserve">Nhánh "đã xử lý rồi thì bỏ qua" làm mất tiền thật của khách mà không ai biết.</w:t>
+            </w:r>
+          </w:p>
+        </w:tc>
+      </w:tr>
+      <w:tr>
+        <w:tc>
+          <w:tcPr>
+            <w:tcW w:type="dxa" w:w="1244"/>
+            <w:tcBorders>
+              <w:top w:val="single" w:color="BFBFBF" w:sz="4"/>
+              <w:left w:val="single" w:color="BFBFBF" w:sz="4"/>
+              <w:bottom w:val="single" w:color="BFBFBF" w:sz="4"/>
+              <w:right w:val="single" w:color="BFBFBF" w:sz="4"/>
+            </w:tcBorders>
+            <w:vAlign w:val="top"/>
+          </w:tcPr>
+          <w:p>
+            <w:pPr>
+              <w:spacing w:after="0"/>
+            </w:pPr>
+            <w:r>
+              <w:rPr>
+                <w:sz w:val="19"/>
+                <w:szCs w:val="19"/>
+              </w:rPr>
+              <w:t xml:space="preserve">BR-PAY-09</w:t>
+            </w:r>
+          </w:p>
+        </w:tc>
+        <w:tc>
+          <w:tcPr>
+            <w:tcW w:type="dxa" w:w="4664"/>
+            <w:tcBorders>
+              <w:top w:val="single" w:color="BFBFBF" w:sz="4"/>
+              <w:left w:val="single" w:color="BFBFBF" w:sz="4"/>
+              <w:bottom w:val="single" w:color="BFBFBF" w:sz="4"/>
+              <w:right w:val="single" w:color="BFBFBF" w:sz="4"/>
+            </w:tcBorders>
+            <w:vAlign w:val="top"/>
+          </w:tcPr>
+          <w:p>
+            <w:pPr>
+              <w:spacing w:after="0"/>
+            </w:pPr>
+            <w:r>
+              <w:rPr>
+                <w:sz w:val="19"/>
+                <w:szCs w:val="19"/>
+              </w:rPr>
+              <w:t xml:space="preserve">Trả 200 cho SePay </w:t>
             </w:r>
             <w:r>
               <w:rPr>
@@ -4319,14 +4342,14 @@
                 <w:sz w:val="19"/>
                 <w:szCs w:val="19"/>
               </w:rPr>
-              <w:t xml:space="preserve">không nuốt</w:t>
-            </w:r>
-            <w:r>
-              <w:rPr>
-                <w:sz w:val="19"/>
-                <w:szCs w:val="19"/>
-              </w:rPr>
-              <w:t xml:space="preserve">, vào hàng chờ với lý do riêng (LATE / ALREADY_PROCESSED).</w:t>
+              <w:t xml:space="preserve">chỉ sau khi commit</w:t>
+            </w:r>
+            <w:r>
+              <w:rPr>
+                <w:sz w:val="19"/>
+                <w:szCs w:val="19"/>
+              </w:rPr>
+              <w:t xml:space="preserve">. Lỗi kỹ thuật (DB) ⇒ 5xx để SePay retry; bất thường nghiệp vụ (lệch tiền, mã lạ) ⇒ 200 + hàng chờ + cảnh báo.</w:t>
             </w:r>
           </w:p>
         </w:tc>
@@ -4350,7 +4373,7 @@
                 <w:sz w:val="19"/>
                 <w:szCs w:val="19"/>
               </w:rPr>
-              <w:t xml:space="preserve">Nhánh "đã xử lý rồi thì bỏ qua" làm mất tiền thật của khách mà không ai biết.</w:t>
+              <w:t xml:space="preserve">Ack trước commit ⇒ rollback thì mất webhook vĩnh viễn. 5xx cho ca nghiệp vụ ⇒ SePay retry 7 lần, mỗi lần một dòng hàng chờ trùng.</w:t>
             </w:r>
           </w:p>
         </w:tc>
@@ -4376,7 +4399,7 @@
                 <w:sz w:val="19"/>
                 <w:szCs w:val="19"/>
               </w:rPr>
-              <w:t xml:space="preserve">BR-PAY-09</w:t>
+              <w:t xml:space="preserve">BR-PAY-10</w:t>
             </w:r>
           </w:p>
         </w:tc>
@@ -4400,7 +4423,7 @@
                 <w:sz w:val="19"/>
                 <w:szCs w:val="19"/>
               </w:rPr>
-              <w:t xml:space="preserve">Trả 200 cho SePay </w:t>
+              <w:t xml:space="preserve">Mọi webhook đã qua xác thực đều để lại </w:t>
             </w:r>
             <w:r>
               <w:rPr>
@@ -4409,14 +4432,14 @@
                 <w:sz w:val="19"/>
                 <w:szCs w:val="19"/>
               </w:rPr>
-              <w:t xml:space="preserve">chỉ sau khi commit</w:t>
-            </w:r>
-            <w:r>
-              <w:rPr>
-                <w:sz w:val="19"/>
-                <w:szCs w:val="19"/>
-              </w:rPr>
-              <w:t xml:space="preserve">. Lỗi kỹ thuật (DB) ⇒ 5xx để SePay retry; bất thường nghiệp vụ (lệch tiền, mã lạ) ⇒ 200 + hàng chờ + cảnh báo.</w:t>
+              <w:t xml:space="preserve">một dòng payment_webhook_logs</w:t>
+            </w:r>
+            <w:r>
+              <w:rPr>
+                <w:sz w:val="19"/>
+                <w:szCs w:val="19"/>
+              </w:rPr>
+              <w:t xml:space="preserve"> (raw payload đã che secret), kể cả khi bị bỏ qua.</w:t>
             </w:r>
           </w:p>
         </w:tc>
@@ -4440,7 +4463,7 @@
                 <w:sz w:val="19"/>
                 <w:szCs w:val="19"/>
               </w:rPr>
-              <w:t xml:space="preserve">Ack trước commit ⇒ rollback thì mất webhook vĩnh viễn. 5xx cho ca nghiệp vụ ⇒ SePay retry 7 lần, mỗi lần một dòng hàng chờ trùng.</w:t>
+              <w:t xml:space="preserve">Không có raw log thì không truy được vì sao tiền không khớp.</w:t>
             </w:r>
           </w:p>
         </w:tc>
@@ -4466,7 +4489,7 @@
                 <w:sz w:val="19"/>
                 <w:szCs w:val="19"/>
               </w:rPr>
-              <w:t xml:space="preserve">BR-PAY-10</w:t>
+              <w:t xml:space="preserve">BR-PAY-11</w:t>
             </w:r>
           </w:p>
         </w:tc>
@@ -4490,7 +4513,7 @@
                 <w:sz w:val="19"/>
                 <w:szCs w:val="19"/>
               </w:rPr>
-              <w:t xml:space="preserve">Mọi webhook đã qua xác thực đều để lại </w:t>
+              <w:t xml:space="preserve">Mỗi lý do trong hàng chờ phải có </w:t>
             </w:r>
             <w:r>
               <w:rPr>
@@ -4499,14 +4522,14 @@
                 <w:sz w:val="19"/>
                 <w:szCs w:val="19"/>
               </w:rPr>
-              <w:t xml:space="preserve">một dòng payment_webhook_logs</w:t>
-            </w:r>
-            <w:r>
-              <w:rPr>
-                <w:sz w:val="19"/>
-                <w:szCs w:val="19"/>
-              </w:rPr>
-              <w:t xml:space="preserve"> (raw payload đã che secret), kể cả khi bị bỏ qua.</w:t>
+              <w:t xml:space="preserve">một đường ra cộng được tiền</w:t>
+            </w:r>
+            <w:r>
+              <w:rPr>
+                <w:sz w:val="19"/>
+                <w:szCs w:val="19"/>
+              </w:rPr>
+              <w:t xml:space="preserve"> cho khách (gán hoá đơn, duyệt muộn, hoàn tiền). Không lý do nào chỉ có nút "Bỏ qua".</w:t>
             </w:r>
           </w:p>
         </w:tc>
@@ -4530,7 +4553,7 @@
                 <w:sz w:val="19"/>
                 <w:szCs w:val="19"/>
               </w:rPr>
-              <w:t xml:space="preserve">Không có raw log thì không truy được vì sao tiền không khớp.</w:t>
+              <w:t xml:space="preserve">Nút duy nhất là "Bỏ qua" nghĩa là bỏ tiền của khách.</w:t>
             </w:r>
           </w:p>
         </w:tc>
@@ -4556,7 +4579,7 @@
                 <w:sz w:val="19"/>
                 <w:szCs w:val="19"/>
               </w:rPr>
-              <w:t xml:space="preserve">BR-PAY-11</w:t>
+              <w:t xml:space="preserve">BR-PAY-12</w:t>
             </w:r>
           </w:p>
         </w:tc>
@@ -4580,23 +4603,7 @@
                 <w:sz w:val="19"/>
                 <w:szCs w:val="19"/>
               </w:rPr>
-              <w:t xml:space="preserve">Mỗi lý do trong hàng chờ phải có </w:t>
-            </w:r>
-            <w:r>
-              <w:rPr>
-                <w:b/>
-                <w:bCs/>
-                <w:sz w:val="19"/>
-                <w:szCs w:val="19"/>
-              </w:rPr>
-              <w:t xml:space="preserve">một đường ra cộng được tiền</w:t>
-            </w:r>
-            <w:r>
-              <w:rPr>
-                <w:sz w:val="19"/>
-                <w:szCs w:val="19"/>
-              </w:rPr>
-              <w:t xml:space="preserve"> cho khách (gán hoá đơn, duyệt muộn, hoàn tiền). Không lý do nào chỉ có nút "Bỏ qua".</w:t>
+              <w:t xml:space="preserve">Một hội viên chỉ có tối đa một hoá đơn PENDING online cho cùng một gói; tạo lại thì tái sử dụng hoá đơn còn hạn.</w:t>
             </w:r>
           </w:p>
         </w:tc>
@@ -4620,7 +4627,7 @@
                 <w:sz w:val="19"/>
                 <w:szCs w:val="19"/>
               </w:rPr>
-              <w:t xml:space="preserve">Nút duy nhất là "Bỏ qua" nghĩa là bỏ tiền của khách.</w:t>
+              <w:t xml:space="preserve">Tránh 2 QR cùng lúc, member chuyển vào QR cũ đã hết hạn.</w:t>
             </w:r>
           </w:p>
         </w:tc>
@@ -4646,7 +4653,7 @@
                 <w:sz w:val="19"/>
                 <w:szCs w:val="19"/>
               </w:rPr>
-              <w:t xml:space="preserve">BR-PAY-12</w:t>
+              <w:t xml:space="preserve">BR-PAY-13</w:t>
             </w:r>
           </w:p>
         </w:tc>
@@ -4670,7 +4677,7 @@
                 <w:sz w:val="19"/>
                 <w:szCs w:val="19"/>
               </w:rPr>
-              <w:t xml:space="preserve">Một hội viên chỉ có tối đa một hoá đơn PENDING online cho cùng một gói; tạo lại thì tái sử dụng hoá đơn còn hạn.</w:t>
+              <w:t xml:space="preserve">Hoàn tiền (PAID → REFUNDED) chỉ Manager thực hiện, phải ghi lý do và audit log; việc chuyển trả tiền thực hiện thủ công ngoài hệ thống và ghi mã tham chiếu.</w:t>
             </w:r>
           </w:p>
         </w:tc>
@@ -4694,7 +4701,7 @@
                 <w:sz w:val="19"/>
                 <w:szCs w:val="19"/>
               </w:rPr>
-              <w:t xml:space="preserve">Tránh 2 QR cùng lúc, member chuyển vào QR cũ đã hết hạn.</w:t>
+              <w:t xml:space="preserve">Không có rail hoàn tiền tự động ở giai đoạn này.</w:t>
             </w:r>
           </w:p>
         </w:tc>
@@ -4720,7 +4727,7 @@
                 <w:sz w:val="19"/>
                 <w:szCs w:val="19"/>
               </w:rPr>
-              <w:t xml:space="preserve">BR-PAY-13</w:t>
+              <w:t xml:space="preserve">BR-PAY-14</w:t>
             </w:r>
           </w:p>
         </w:tc>
@@ -4744,7 +4751,7 @@
                 <w:sz w:val="19"/>
                 <w:szCs w:val="19"/>
               </w:rPr>
-              <w:t xml:space="preserve">Hoàn tiền (PAID → REFUNDED) chỉ Manager thực hiện, phải ghi lý do và audit log; việc chuyển trả tiền thực hiện thủ công ngoài hệ thống và ghi mã tham chiếu.</w:t>
+              <w:t xml:space="preserve">Hoá đơn tại quầy chỉ được PAID khi số thực thu = số hoá đơn; lễ tân không được sửa số tiền gói.</w:t>
             </w:r>
           </w:p>
         </w:tc>
@@ -4768,7 +4775,7 @@
                 <w:sz w:val="19"/>
                 <w:szCs w:val="19"/>
               </w:rPr>
-              <w:t xml:space="preserve">Không có rail hoàn tiền tự động ở giai đoạn này.</w:t>
+              <w:t xml:space="preserve">Giá gói do Manager quản lý, lễ tân chỉ thu.</w:t>
             </w:r>
           </w:p>
         </w:tc>
@@ -4794,7 +4801,7 @@
                 <w:sz w:val="19"/>
                 <w:szCs w:val="19"/>
               </w:rPr>
-              <w:t xml:space="preserve">BR-PAY-14</w:t>
+              <w:t>BR-PAY-15</w:t>
             </w:r>
           </w:p>
         </w:tc>
@@ -4818,7 +4825,7 @@
                 <w:sz w:val="19"/>
                 <w:szCs w:val="19"/>
               </w:rPr>
-              <w:t xml:space="preserve">Hoá đơn tại quầy chỉ được PAID khi số thực thu = số hoá đơn; lễ tân không được sửa số tiền gói.</w:t>
+              <w:t>Chỉ người có quyền payment.reconcile mới map giao dịch vào hoá đơn. Map xong chạy lại đúng hàm khớp tiền của webhook; mỗi giao dịch chỉ map một lần; ghi audit người map, lý do, số tiền.</w:t>
             </w:r>
           </w:p>
         </w:tc>
@@ -4842,7 +4849,7 @@
                 <w:sz w:val="19"/>
                 <w:szCs w:val="19"/>
               </w:rPr>
-              <w:t xml:space="preserve">Giá gói do Manager quản lý, lễ tân chỉ thu.</w:t>
+              <w:t>Hai đường ghi nhận tiền khác nhau sẽ cho hai kết quả khác nhau với cùng một khoản tiền.</w:t>
             </w:r>
           </w:p>
         </w:tc>
@@ -4868,7 +4875,7 @@
                 <w:sz w:val="19"/>
                 <w:szCs w:val="19"/>
               </w:rPr>
-              <w:t>BR-PAY-15</w:t>
+              <w:t>BR-PAY-16</w:t>
             </w:r>
           </w:p>
         </w:tc>
@@ -4884,15 +4891,8 @@
             <w:vAlign w:val="top"/>
           </w:tcPr>
           <w:p>
-            <w:pPr>
-              <w:spacing w:after="0"/>
-            </w:pPr>
-            <w:r>
-              <w:rPr>
-                <w:sz w:val="19"/>
-                <w:szCs w:val="19"/>
-              </w:rPr>
-              <w:t>Chỉ người có quyền payment.reconcile mới map giao dịch vào hoá đơn. Map xong chạy lại đúng hàm khớp tiền của webhook; mỗi giao dịch chỉ map một lần; ghi audit người map, lý do, số tiền.</w:t>
+            <w:r>
+              <w:t>Số đã nhận bằng tổng payment trừ các khoản hoàn áp dụng. Chỉ tự PAID khi tổng đúng số hóa đơn; thiếu giữ PENDING với hạn chuyển bù cấu hình. Quá hạn chuyển phiếu chờ hoàn, không coi tạo lệnh là đã chuyển trả.</w:t>
             </w:r>
           </w:p>
         </w:tc>
@@ -4916,7 +4916,7 @@
                 <w:sz w:val="19"/>
                 <w:szCs w:val="19"/>
               </w:rPr>
-              <w:t>Hai đường ghi nhận tiền khác nhau sẽ cho hai kết quả khác nhau với cùng một khoản tiền.</w:t>
+              <w:t>Kích hoạt khi chưa đủ tiền là bán chịu; tự hoàn khi chưa liên hệ có thể hoàn nhầm người.</w:t>
             </w:r>
           </w:p>
         </w:tc>
@@ -4942,7 +4942,7 @@
                 <w:sz w:val="19"/>
                 <w:szCs w:val="19"/>
               </w:rPr>
-              <w:t>BR-PAY-16</w:t>
+              <w:t>BR-PAY-17</w:t>
             </w:r>
           </w:p>
         </w:tc>
@@ -4966,7 +4966,7 @@
                 <w:sz w:val="19"/>
                 <w:szCs w:val="19"/>
               </w:rPr>
-              <w:t>Số đã nhận của hoá đơn là tổng các payment. Chỉ PAID khi tổng nhận bằng số hoá đơn. Hạn chuyển bù là PAYMENT_TOPUP_DEADLINE_HOURS (mặc định 48 giờ); quá hạn thì Manager hoàn số đã nhận, hệ thống không tự hoàn.</w:t>
+              <w:t>Phần chuyển thừa không tự đổi thành ngày tập. Manager liên hệ hội viên rồi hoàn phần thừa hoặc dùng cho hoá đơn gia hạn mới; hoàn phần thừa không đổi hoá đơn gốc sang REFUNDED.</w:t>
             </w:r>
           </w:p>
         </w:tc>
@@ -4990,7 +4990,7 @@
                 <w:sz w:val="19"/>
                 <w:szCs w:val="19"/>
               </w:rPr>
-              <w:t>Kích hoạt khi chưa đủ tiền là bán chịu; tự hoàn khi chưa liên hệ có thể hoàn nhầm người.</w:t>
+              <w:t>Tự cộng ngày khiến số tiền không khớp bất kỳ gói nào và khó giải thích khi đối chiếu.</w:t>
             </w:r>
           </w:p>
         </w:tc>
@@ -5016,7 +5016,7 @@
                 <w:sz w:val="19"/>
                 <w:szCs w:val="19"/>
               </w:rPr>
-              <w:t>BR-PAY-17</w:t>
+              <w:t>BR-PAY-18</w:t>
             </w:r>
           </w:p>
         </w:tc>
@@ -5040,7 +5040,7 @@
                 <w:sz w:val="19"/>
                 <w:szCs w:val="19"/>
               </w:rPr>
-              <w:t>Phần chuyển thừa không tự đổi thành ngày tập. Manager liên hệ hội viên rồi hoàn phần thừa hoặc dùng cho hoá đơn gia hạn mới; hoàn phần thừa không đổi hoá đơn gốc sang REFUNDED.</w:t>
+              <w:t>Hoá đơn đã PAID nhận thêm giao dịch mới cùng mã ⇒ phiếu DUPLICATE_TRANSFER mức cảnh báo cao, báo hội viên và Manager; không tự gia hạn, không tự hoàn. Phiếu chưa xử lý quá 24 giờ được nhắc lại.</w:t>
             </w:r>
           </w:p>
         </w:tc>
@@ -5064,7 +5064,7 @@
                 <w:sz w:val="19"/>
                 <w:szCs w:val="19"/>
               </w:rPr>
-              <w:t>Tự cộng ngày khiến số tiền không khớp bất kỳ gói nào và khó giải thích khi đối chiếu.</w:t>
+              <w:t>Chuyển lặp thường là nhầm lẫn của khách; cần hỏi ý khách trước khi quyết định.</w:t>
             </w:r>
           </w:p>
         </w:tc>
@@ -5090,7 +5090,7 @@
                 <w:sz w:val="19"/>
                 <w:szCs w:val="19"/>
               </w:rPr>
-              <w:t>BR-PAY-18</w:t>
+              <w:t>BR-PAY-19</w:t>
             </w:r>
           </w:p>
         </w:tc>
@@ -5114,7 +5114,7 @@
                 <w:sz w:val="19"/>
                 <w:szCs w:val="19"/>
               </w:rPr>
-              <w:t>Hoá đơn đã PAID nhận thêm giao dịch mới cùng mã ⇒ phiếu DUPLICATE_TRANSFER mức cảnh báo cao, báo hội viên và Manager; không tự gia hạn, không tự hoàn. Phiếu chưa xử lý quá 24 giờ được nhắc lại.</w:t>
+              <w:t>Phiếu DUPLICATE_TRANSFER, OVERPAID và MEMBER_CLAIM chỉ đóng được khi có ít nhất một lần liên hệ hội viên được ghi lại (kênh, nội dung, kết quả). Nhật ký liên hệ chỉ thêm, không sửa, không xoá.</w:t>
             </w:r>
           </w:p>
         </w:tc>
@@ -5138,7 +5138,7 @@
                 <w:sz w:val="19"/>
                 <w:szCs w:val="19"/>
               </w:rPr>
-              <w:t>Chuyển lặp thường là nhầm lẫn của khách; cần hỏi ý khách trước khi quyết định.</w:t>
+              <w:t>Có bằng chứng đã trao đổi khi khách khiếu nại về tiền.</w:t>
             </w:r>
           </w:p>
         </w:tc>
@@ -5164,7 +5164,7 @@
                 <w:sz w:val="19"/>
                 <w:szCs w:val="19"/>
               </w:rPr>
-              <w:t>BR-PAY-19</w:t>
+              <w:t>BR-PAY-20</w:t>
             </w:r>
           </w:p>
         </w:tc>
@@ -5188,7 +5188,7 @@
                 <w:sz w:val="19"/>
                 <w:szCs w:val="19"/>
               </w:rPr>
-              <w:t>Phiếu DUPLICATE_TRANSFER, OVERPAID và MEMBER_CLAIM chỉ đóng được khi có ít nhất một lần liên hệ hội viên được ghi lại (kênh, nội dung, kết quả). Nhật ký liên hệ chỉ thêm, không sửa, không xoá.</w:t>
+              <w:t>"Tôi đã chuyển khoản" chỉ tạo phiếu MEMBER_CLAIM, không làm hoá đơn PAID. Mỗi hoá đơn tối đa một phiếu đang mở. Đồng bộ từ SePay idempotent theo id giao dịch; token API SePay chỉ ở .env.</w:t>
             </w:r>
           </w:p>
         </w:tc>
@@ -5212,717 +5212,7 @@
                 <w:sz w:val="19"/>
                 <w:szCs w:val="19"/>
               </w:rPr>
-              <w:t>Có bằng chứng đã trao đổi khi khách khiếu nại về tiền.</w:t>
-            </w:r>
-          </w:p>
-        </w:tc>
-      </w:tr>
-      <w:tr>
-        <w:tc>
-          <w:tcPr>
-            <w:tcW w:type="dxa" w:w="1244"/>
-            <w:tcBorders>
-              <w:top w:val="single" w:color="BFBFBF" w:sz="4"/>
-              <w:left w:val="single" w:color="BFBFBF" w:sz="4"/>
-              <w:bottom w:val="single" w:color="BFBFBF" w:sz="4"/>
-              <w:right w:val="single" w:color="BFBFBF" w:sz="4"/>
-            </w:tcBorders>
-            <w:vAlign w:val="top"/>
-          </w:tcPr>
-          <w:p>
-            <w:pPr>
-              <w:spacing w:after="0"/>
-            </w:pPr>
-            <w:r>
-              <w:rPr>
-                <w:sz w:val="19"/>
-                <w:szCs w:val="19"/>
-              </w:rPr>
-              <w:t>BR-PAY-20</w:t>
-            </w:r>
-          </w:p>
-        </w:tc>
-        <w:tc>
-          <w:tcPr>
-            <w:tcW w:type="dxa" w:w="4664"/>
-            <w:tcBorders>
-              <w:top w:val="single" w:color="BFBFBF" w:sz="4"/>
-              <w:left w:val="single" w:color="BFBFBF" w:sz="4"/>
-              <w:bottom w:val="single" w:color="BFBFBF" w:sz="4"/>
-              <w:right w:val="single" w:color="BFBFBF" w:sz="4"/>
-            </w:tcBorders>
-            <w:vAlign w:val="top"/>
-          </w:tcPr>
-          <w:p>
-            <w:pPr>
-              <w:spacing w:after="0"/>
-            </w:pPr>
-            <w:r>
-              <w:rPr>
-                <w:sz w:val="19"/>
-                <w:szCs w:val="19"/>
-              </w:rPr>
-              <w:t>"Tôi đã chuyển khoản" chỉ tạo phiếu MEMBER_CLAIM, không làm hoá đơn PAID. Mỗi hoá đơn tối đa một phiếu đang mở. Đồng bộ từ SePay idempotent theo id giao dịch; token API SePay chỉ ở .env.</w:t>
-            </w:r>
-          </w:p>
-        </w:tc>
-        <w:tc>
-          <w:tcPr>
-            <w:tcW w:type="dxa" w:w="3731"/>
-            <w:tcBorders>
-              <w:top w:val="single" w:color="BFBFBF" w:sz="4"/>
-              <w:left w:val="single" w:color="BFBFBF" w:sz="4"/>
-              <w:bottom w:val="single" w:color="BFBFBF" w:sz="4"/>
-              <w:right w:val="single" w:color="BFBFBF" w:sz="4"/>
-            </w:tcBorders>
-            <w:vAlign w:val="top"/>
-          </w:tcPr>
-          <w:p>
-            <w:pPr>
-              <w:spacing w:after="0"/>
-            </w:pPr>
-            <w:r>
-              <w:rPr>
-                <w:sz w:val="19"/>
-                <w:szCs w:val="19"/>
-              </w:rPr>
               <w:t>Cho khách tự xác nhận là ai cũng lấy được gói mà không trả tiền.</w:t>
-            </w:r>
-          </w:p>
-        </w:tc>
-      </w:tr>
-    </w:tbl>
-    <w:p>
-      <w:pPr>
-        <w:spacing w:after="120"/>
-      </w:pPr>
-      <w:r>
-        <w:t xml:space="preserve">Quy tắc nghiệp vụ cho phần AI:</w:t>
-      </w:r>
-    </w:p>
-    <w:tbl>
-      <w:tblPr>
-        <w:tblW w:type="auto" w:w="100"/>
-        <w:tblBorders>
-          <w:top w:val="single" w:color="auto" w:sz="4"/>
-          <w:left w:val="single" w:color="auto" w:sz="4"/>
-          <w:bottom w:val="single" w:color="auto" w:sz="4"/>
-          <w:right w:val="single" w:color="auto" w:sz="4"/>
-          <w:insideH w:val="single" w:color="auto" w:sz="4"/>
-          <w:insideV w:val="single" w:color="auto" w:sz="4"/>
-        </w:tblBorders>
-        <w:tblCellMar>
-          <w:top w:type="dxa" w:w="60"/>
-          <w:left w:type="dxa" w:w="100"/>
-          <w:bottom w:type="dxa" w:w="60"/>
-          <w:right w:type="dxa" w:w="100"/>
-        </w:tblCellMar>
-      </w:tblPr>
-      <w:tblGrid>
-        <w:gridCol w:w="1124"/>
-        <w:gridCol w:w="4658"/>
-        <w:gridCol w:w="3855"/>
-      </w:tblGrid>
-      <w:tr>
-        <w:trPr>
-          <w:tblHeader/>
-        </w:trPr>
-        <w:tc>
-          <w:tcPr>
-            <w:tcW w:type="dxa" w:w="1124"/>
-            <w:tcBorders>
-              <w:top w:val="single" w:color="BFBFBF" w:sz="4"/>
-              <w:left w:val="single" w:color="BFBFBF" w:sz="4"/>
-              <w:bottom w:val="single" w:color="BFBFBF" w:sz="4"/>
-              <w:right w:val="single" w:color="BFBFBF" w:sz="4"/>
-            </w:tcBorders>
-            <w:shd w:fill="D9E2F3" w:val="clear"/>
-            <w:vAlign w:val="top"/>
-          </w:tcPr>
-          <w:p>
-            <w:pPr>
-              <w:spacing w:after="0"/>
-            </w:pPr>
-            <w:r>
-              <w:rPr>
-                <w:b/>
-                <w:bCs/>
-                <w:sz w:val="19"/>
-                <w:szCs w:val="19"/>
-              </w:rPr>
-              <w:t xml:space="preserve">Mã</w:t>
-            </w:r>
-          </w:p>
-        </w:tc>
-        <w:tc>
-          <w:tcPr>
-            <w:tcW w:type="dxa" w:w="4658"/>
-            <w:tcBorders>
-              <w:top w:val="single" w:color="BFBFBF" w:sz="4"/>
-              <w:left w:val="single" w:color="BFBFBF" w:sz="4"/>
-              <w:bottom w:val="single" w:color="BFBFBF" w:sz="4"/>
-              <w:right w:val="single" w:color="BFBFBF" w:sz="4"/>
-            </w:tcBorders>
-            <w:shd w:fill="D9E2F3" w:val="clear"/>
-            <w:vAlign w:val="top"/>
-          </w:tcPr>
-          <w:p>
-            <w:pPr>
-              <w:spacing w:after="0"/>
-            </w:pPr>
-            <w:r>
-              <w:rPr>
-                <w:b/>
-                <w:bCs/>
-                <w:sz w:val="19"/>
-                <w:szCs w:val="19"/>
-              </w:rPr>
-              <w:t xml:space="preserve">Quy tắc</w:t>
-            </w:r>
-          </w:p>
-        </w:tc>
-        <w:tc>
-          <w:tcPr>
-            <w:tcW w:type="dxa" w:w="3855"/>
-            <w:tcBorders>
-              <w:top w:val="single" w:color="BFBFBF" w:sz="4"/>
-              <w:left w:val="single" w:color="BFBFBF" w:sz="4"/>
-              <w:bottom w:val="single" w:color="BFBFBF" w:sz="4"/>
-              <w:right w:val="single" w:color="BFBFBF" w:sz="4"/>
-            </w:tcBorders>
-            <w:shd w:fill="D9E2F3" w:val="clear"/>
-            <w:vAlign w:val="top"/>
-          </w:tcPr>
-          <w:p>
-            <w:pPr>
-              <w:spacing w:after="0"/>
-            </w:pPr>
-            <w:r>
-              <w:rPr>
-                <w:b/>
-                <w:bCs/>
-                <w:sz w:val="19"/>
-                <w:szCs w:val="19"/>
-              </w:rPr>
-              <w:t xml:space="preserve">Lý do / hậu quả nếu vi phạm</w:t>
-            </w:r>
-          </w:p>
-        </w:tc>
-      </w:tr>
-      <w:tr>
-        <w:tc>
-          <w:tcPr>
-            <w:tcW w:type="dxa" w:w="1124"/>
-            <w:tcBorders>
-              <w:top w:val="single" w:color="BFBFBF" w:sz="4"/>
-              <w:left w:val="single" w:color="BFBFBF" w:sz="4"/>
-              <w:bottom w:val="single" w:color="BFBFBF" w:sz="4"/>
-              <w:right w:val="single" w:color="BFBFBF" w:sz="4"/>
-            </w:tcBorders>
-            <w:vAlign w:val="top"/>
-          </w:tcPr>
-          <w:p>
-            <w:pPr>
-              <w:spacing w:after="0"/>
-            </w:pPr>
-            <w:r>
-              <w:rPr>
-                <w:sz w:val="19"/>
-                <w:szCs w:val="19"/>
-              </w:rPr>
-              <w:t xml:space="preserve">BR-AI-01</w:t>
-            </w:r>
-          </w:p>
-        </w:tc>
-        <w:tc>
-          <w:tcPr>
-            <w:tcW w:type="dxa" w:w="4658"/>
-            <w:tcBorders>
-              <w:top w:val="single" w:color="BFBFBF" w:sz="4"/>
-              <w:left w:val="single" w:color="BFBFBF" w:sz="4"/>
-              <w:bottom w:val="single" w:color="BFBFBF" w:sz="4"/>
-              <w:right w:val="single" w:color="BFBFBF" w:sz="4"/>
-            </w:tcBorders>
-            <w:vAlign w:val="top"/>
-          </w:tcPr>
-          <w:p>
-            <w:pPr>
-              <w:spacing w:after="0"/>
-            </w:pPr>
-            <w:r>
-              <w:rPr>
-                <w:sz w:val="19"/>
-                <w:szCs w:val="19"/>
-              </w:rPr>
-              <w:t xml:space="preserve">Khoá truy cập của nhà cung cấp không bao giờ rời khỏi máy chủ. Giao diện chỉ hiển thị bốn ký tự cuối. Nhật ký và thông báo lỗi không chứa khoá. Trình duyệt không bao giờ gọi thẳng nhà cung cấp AI.</w:t>
-            </w:r>
-          </w:p>
-        </w:tc>
-        <w:tc>
-          <w:tcPr>
-            <w:tcW w:type="dxa" w:w="3855"/>
-            <w:tcBorders>
-              <w:top w:val="single" w:color="BFBFBF" w:sz="4"/>
-              <w:left w:val="single" w:color="BFBFBF" w:sz="4"/>
-              <w:bottom w:val="single" w:color="BFBFBF" w:sz="4"/>
-              <w:right w:val="single" w:color="BFBFBF" w:sz="4"/>
-            </w:tcBorders>
-            <w:vAlign w:val="top"/>
-          </w:tcPr>
-          <w:p>
-            <w:pPr>
-              <w:spacing w:after="0"/>
-            </w:pPr>
-            <w:r>
-              <w:rPr>
-                <w:sz w:val="19"/>
-                <w:szCs w:val="19"/>
-              </w:rPr>
-              <w:t xml:space="preserve">Khoá lộ ra ngoài đồng nghĩa với việc người khác dùng ngân sách của trung tâm, và có thể đọc được nội dung gửi đi.</w:t>
-            </w:r>
-          </w:p>
-        </w:tc>
-      </w:tr>
-      <w:tr>
-        <w:tc>
-          <w:tcPr>
-            <w:tcW w:type="dxa" w:w="1124"/>
-            <w:tcBorders>
-              <w:top w:val="single" w:color="BFBFBF" w:sz="4"/>
-              <w:left w:val="single" w:color="BFBFBF" w:sz="4"/>
-              <w:bottom w:val="single" w:color="BFBFBF" w:sz="4"/>
-              <w:right w:val="single" w:color="BFBFBF" w:sz="4"/>
-            </w:tcBorders>
-            <w:vAlign w:val="top"/>
-          </w:tcPr>
-          <w:p>
-            <w:pPr>
-              <w:spacing w:after="0"/>
-            </w:pPr>
-            <w:r>
-              <w:rPr>
-                <w:sz w:val="19"/>
-                <w:szCs w:val="19"/>
-              </w:rPr>
-              <w:t xml:space="preserve">BR-AI-02</w:t>
-            </w:r>
-          </w:p>
-        </w:tc>
-        <w:tc>
-          <w:tcPr>
-            <w:tcW w:type="dxa" w:w="4658"/>
-            <w:tcBorders>
-              <w:top w:val="single" w:color="BFBFBF" w:sz="4"/>
-              <w:left w:val="single" w:color="BFBFBF" w:sz="4"/>
-              <w:bottom w:val="single" w:color="BFBFBF" w:sz="4"/>
-              <w:right w:val="single" w:color="BFBFBF" w:sz="4"/>
-            </w:tcBorders>
-            <w:vAlign w:val="top"/>
-          </w:tcPr>
-          <w:p>
-            <w:pPr>
-              <w:spacing w:after="0"/>
-            </w:pPr>
-            <w:r>
-              <w:rPr>
-                <w:sz w:val="19"/>
-                <w:szCs w:val="19"/>
-              </w:rPr>
-              <w:t xml:space="preserve">Mọi nội dung do AI sinh ra dành cho học viên phải qua hai lớp kiểm soát: kiểm tra đúng cấu trúc dữ liệu đã khai báo, và huấn luyện viên duyệt. Chưa duyệt thì học viên không nhìn thấy.</w:t>
-            </w:r>
-          </w:p>
-        </w:tc>
-        <w:tc>
-          <w:tcPr>
-            <w:tcW w:type="dxa" w:w="3855"/>
-            <w:tcBorders>
-              <w:top w:val="single" w:color="BFBFBF" w:sz="4"/>
-              <w:left w:val="single" w:color="BFBFBF" w:sz="4"/>
-              <w:bottom w:val="single" w:color="BFBFBF" w:sz="4"/>
-              <w:right w:val="single" w:color="BFBFBF" w:sz="4"/>
-            </w:tcBorders>
-            <w:vAlign w:val="top"/>
-          </w:tcPr>
-          <w:p>
-            <w:pPr>
-              <w:spacing w:after="0"/>
-            </w:pPr>
-            <w:r>
-              <w:rPr>
-                <w:sz w:val="19"/>
-                <w:szCs w:val="19"/>
-              </w:rPr>
-              <w:t xml:space="preserve">Nội dung sai về chuyên môn thể thao có thể gây chấn thương; trách nhiệm cuối cùng phải thuộc về con người.</w:t>
-            </w:r>
-          </w:p>
-        </w:tc>
-      </w:tr>
-      <w:tr>
-        <w:tc>
-          <w:tcPr>
-            <w:tcW w:type="dxa" w:w="1124"/>
-            <w:tcBorders>
-              <w:top w:val="single" w:color="BFBFBF" w:sz="4"/>
-              <w:left w:val="single" w:color="BFBFBF" w:sz="4"/>
-              <w:bottom w:val="single" w:color="BFBFBF" w:sz="4"/>
-              <w:right w:val="single" w:color="BFBFBF" w:sz="4"/>
-            </w:tcBorders>
-            <w:vAlign w:val="top"/>
-          </w:tcPr>
-          <w:p>
-            <w:pPr>
-              <w:spacing w:after="0"/>
-            </w:pPr>
-            <w:r>
-              <w:rPr>
-                <w:sz w:val="19"/>
-                <w:szCs w:val="19"/>
-              </w:rPr>
-              <w:t xml:space="preserve">BR-AI-03</w:t>
-            </w:r>
-          </w:p>
-        </w:tc>
-        <w:tc>
-          <w:tcPr>
-            <w:tcW w:type="dxa" w:w="4658"/>
-            <w:tcBorders>
-              <w:top w:val="single" w:color="BFBFBF" w:sz="4"/>
-              <w:left w:val="single" w:color="BFBFBF" w:sz="4"/>
-              <w:bottom w:val="single" w:color="BFBFBF" w:sz="4"/>
-              <w:right w:val="single" w:color="BFBFBF" w:sz="4"/>
-            </w:tcBorders>
-            <w:vAlign w:val="top"/>
-          </w:tcPr>
-          <w:p>
-            <w:pPr>
-              <w:spacing w:after="0"/>
-            </w:pPr>
-            <w:r>
-              <w:rPr>
-                <w:sz w:val="19"/>
-                <w:szCs w:val="19"/>
-              </w:rPr>
-              <w:t xml:space="preserve">Không gửi thông tin định danh của học viên sang nhà cung cấp AI. Chỉ gửi mã học viên cùng các số liệu tập luyện.</w:t>
-            </w:r>
-          </w:p>
-        </w:tc>
-        <w:tc>
-          <w:tcPr>
-            <w:tcW w:type="dxa" w:w="3855"/>
-            <w:tcBorders>
-              <w:top w:val="single" w:color="BFBFBF" w:sz="4"/>
-              <w:left w:val="single" w:color="BFBFBF" w:sz="4"/>
-              <w:bottom w:val="single" w:color="BFBFBF" w:sz="4"/>
-              <w:right w:val="single" w:color="BFBFBF" w:sz="4"/>
-            </w:tcBorders>
-            <w:vAlign w:val="top"/>
-          </w:tcPr>
-          <w:p>
-            <w:pPr>
-              <w:spacing w:after="0"/>
-            </w:pPr>
-            <w:r>
-              <w:rPr>
-                <w:sz w:val="19"/>
-                <w:szCs w:val="19"/>
-              </w:rPr>
-              <w:t xml:space="preserve">Dữ liệu gửi ra ngoài nằm ngoài tầm kiểm soát của trung tâm; gửi kèm tên và số điện thoại là rủi ro không cần thiết.</w:t>
-            </w:r>
-          </w:p>
-        </w:tc>
-      </w:tr>
-      <w:tr>
-        <w:tc>
-          <w:tcPr>
-            <w:tcW w:type="dxa" w:w="1124"/>
-            <w:tcBorders>
-              <w:top w:val="single" w:color="BFBFBF" w:sz="4"/>
-              <w:left w:val="single" w:color="BFBFBF" w:sz="4"/>
-              <w:bottom w:val="single" w:color="BFBFBF" w:sz="4"/>
-              <w:right w:val="single" w:color="BFBFBF" w:sz="4"/>
-            </w:tcBorders>
-            <w:vAlign w:val="top"/>
-          </w:tcPr>
-          <w:p>
-            <w:pPr>
-              <w:spacing w:after="0"/>
-            </w:pPr>
-            <w:r>
-              <w:rPr>
-                <w:sz w:val="19"/>
-                <w:szCs w:val="19"/>
-              </w:rPr>
-              <w:t xml:space="preserve">BR-AI-04</w:t>
-            </w:r>
-          </w:p>
-        </w:tc>
-        <w:tc>
-          <w:tcPr>
-            <w:tcW w:type="dxa" w:w="4658"/>
-            <w:tcBorders>
-              <w:top w:val="single" w:color="BFBFBF" w:sz="4"/>
-              <w:left w:val="single" w:color="BFBFBF" w:sz="4"/>
-              <w:bottom w:val="single" w:color="BFBFBF" w:sz="4"/>
-              <w:right w:val="single" w:color="BFBFBF" w:sz="4"/>
-            </w:tcBorders>
-            <w:vAlign w:val="top"/>
-          </w:tcPr>
-          <w:p>
-            <w:pPr>
-              <w:spacing w:after="0"/>
-            </w:pPr>
-            <w:r>
-              <w:rPr>
-                <w:sz w:val="19"/>
-                <w:szCs w:val="19"/>
-              </w:rPr>
-              <w:t xml:space="preserve">Lỗi từ phía AI không được chặn nghiệp vụ. Khi model chính lỗi, hệ thống thử model dự phòng đúng một lần; vẫn lỗi thì báo huấn luyện viên tự soạn. Không có trạng thái nào chờ AI vô thời hạn.</w:t>
-            </w:r>
-          </w:p>
-        </w:tc>
-        <w:tc>
-          <w:tcPr>
-            <w:tcW w:type="dxa" w:w="3855"/>
-            <w:tcBorders>
-              <w:top w:val="single" w:color="BFBFBF" w:sz="4"/>
-              <w:left w:val="single" w:color="BFBFBF" w:sz="4"/>
-              <w:bottom w:val="single" w:color="BFBFBF" w:sz="4"/>
-              <w:right w:val="single" w:color="BFBFBF" w:sz="4"/>
-            </w:tcBorders>
-            <w:vAlign w:val="top"/>
-          </w:tcPr>
-          <w:p>
-            <w:pPr>
-              <w:spacing w:after="0"/>
-            </w:pPr>
-            <w:r>
-              <w:rPr>
-                <w:sz w:val="19"/>
-                <w:szCs w:val="19"/>
-              </w:rPr>
-              <w:t xml:space="preserve">Nếu nghiệp vụ phụ thuộc hoàn toàn vào một dịch vụ bên ngoài thì mỗi lần dịch vụ đó gián đoạn là trung tâm ngừng hoạt động.</w:t>
-            </w:r>
-          </w:p>
-        </w:tc>
-      </w:tr>
-      <w:tr>
-        <w:tc>
-          <w:tcPr>
-            <w:tcW w:type="dxa" w:w="1124"/>
-            <w:tcBorders>
-              <w:top w:val="single" w:color="BFBFBF" w:sz="4"/>
-              <w:left w:val="single" w:color="BFBFBF" w:sz="4"/>
-              <w:bottom w:val="single" w:color="BFBFBF" w:sz="4"/>
-              <w:right w:val="single" w:color="BFBFBF" w:sz="4"/>
-            </w:tcBorders>
-            <w:vAlign w:val="top"/>
-          </w:tcPr>
-          <w:p>
-            <w:pPr>
-              <w:spacing w:after="0"/>
-            </w:pPr>
-            <w:r>
-              <w:rPr>
-                <w:sz w:val="19"/>
-                <w:szCs w:val="19"/>
-              </w:rPr>
-              <w:t xml:space="preserve">BR-AI-05</w:t>
-            </w:r>
-          </w:p>
-        </w:tc>
-        <w:tc>
-          <w:tcPr>
-            <w:tcW w:type="dxa" w:w="4658"/>
-            <w:tcBorders>
-              <w:top w:val="single" w:color="BFBFBF" w:sz="4"/>
-              <w:left w:val="single" w:color="BFBFBF" w:sz="4"/>
-              <w:bottom w:val="single" w:color="BFBFBF" w:sz="4"/>
-              <w:right w:val="single" w:color="BFBFBF" w:sz="4"/>
-            </w:tcBorders>
-            <w:vAlign w:val="top"/>
-          </w:tcPr>
-          <w:p>
-            <w:pPr>
-              <w:spacing w:after="0"/>
-            </w:pPr>
-            <w:r>
-              <w:rPr>
-                <w:sz w:val="19"/>
-                <w:szCs w:val="19"/>
-              </w:rPr>
-              <w:t xml:space="preserve">Mỗi lần gọi đều ghi nhật ký. Khi vượt ngân sách token của tháng, hệ thống tự tắt các tính năng AI và cảnh báo quản lý.</w:t>
-            </w:r>
-          </w:p>
-        </w:tc>
-        <w:tc>
-          <w:tcPr>
-            <w:tcW w:type="dxa" w:w="3855"/>
-            <w:tcBorders>
-              <w:top w:val="single" w:color="BFBFBF" w:sz="4"/>
-              <w:left w:val="single" w:color="BFBFBF" w:sz="4"/>
-              <w:bottom w:val="single" w:color="BFBFBF" w:sz="4"/>
-              <w:right w:val="single" w:color="BFBFBF" w:sz="4"/>
-            </w:tcBorders>
-            <w:vAlign w:val="top"/>
-          </w:tcPr>
-          <w:p>
-            <w:pPr>
-              <w:spacing w:after="0"/>
-            </w:pPr>
-            <w:r>
-              <w:rPr>
-                <w:sz w:val="19"/>
-                <w:szCs w:val="19"/>
-              </w:rPr>
-              <w:t xml:space="preserve">Chi phí gọi mô hình tính theo lượng dùng; không có giới hạn thì một vòng lặp lỗi có thể tiêu hết ngân sách trong vài giờ.</w:t>
-            </w:r>
-          </w:p>
-        </w:tc>
-      </w:tr>
-      <w:tr>
-        <w:tc>
-          <w:tcPr>
-            <w:tcW w:type="dxa" w:w="1124"/>
-            <w:tcBorders>
-              <w:top w:val="single" w:color="BFBFBF" w:sz="4"/>
-              <w:left w:val="single" w:color="BFBFBF" w:sz="4"/>
-              <w:bottom w:val="single" w:color="BFBFBF" w:sz="4"/>
-              <w:right w:val="single" w:color="BFBFBF" w:sz="4"/>
-            </w:tcBorders>
-            <w:vAlign w:val="top"/>
-          </w:tcPr>
-          <w:p>
-            <w:pPr>
-              <w:spacing w:after="0"/>
-            </w:pPr>
-            <w:r>
-              <w:rPr>
-                <w:sz w:val="19"/>
-                <w:szCs w:val="19"/>
-              </w:rPr>
-              <w:t xml:space="preserve">BR-AI-06</w:t>
-            </w:r>
-          </w:p>
-        </w:tc>
-        <w:tc>
-          <w:tcPr>
-            <w:tcW w:type="dxa" w:w="4658"/>
-            <w:tcBorders>
-              <w:top w:val="single" w:color="BFBFBF" w:sz="4"/>
-              <w:left w:val="single" w:color="BFBFBF" w:sz="4"/>
-              <w:bottom w:val="single" w:color="BFBFBF" w:sz="4"/>
-              <w:right w:val="single" w:color="BFBFBF" w:sz="4"/>
-            </w:tcBorders>
-            <w:vAlign w:val="top"/>
-          </w:tcPr>
-          <w:p>
-            <w:pPr>
-              <w:spacing w:after="0"/>
-            </w:pPr>
-            <w:r>
-              <w:rPr>
-                <w:sz w:val="19"/>
-                <w:szCs w:val="19"/>
-              </w:rPr>
-              <w:t xml:space="preserve">Mỗi tính năng có đúng một model chính. Thay đổi model, prompt hoặc tham số có hiệu lực từ lần gọi kế tiếp, không cần khởi động lại hệ thống, và mọi thay đổi đều ghi nhật ký.</w:t>
-            </w:r>
-          </w:p>
-        </w:tc>
-        <w:tc>
-          <w:tcPr>
-            <w:tcW w:type="dxa" w:w="3855"/>
-            <w:tcBorders>
-              <w:top w:val="single" w:color="BFBFBF" w:sz="4"/>
-              <w:left w:val="single" w:color="BFBFBF" w:sz="4"/>
-              <w:bottom w:val="single" w:color="BFBFBF" w:sz="4"/>
-              <w:right w:val="single" w:color="BFBFBF" w:sz="4"/>
-            </w:tcBorders>
-            <w:vAlign w:val="top"/>
-          </w:tcPr>
-          <w:p>
-            <w:pPr>
-              <w:spacing w:after="0"/>
-            </w:pPr>
-            <w:r>
-              <w:rPr>
-                <w:sz w:val="19"/>
-                <w:szCs w:val="19"/>
-              </w:rPr>
-              <w:t xml:space="preserve">Đây chính là yêu cầu cấu hình động; nếu phải khởi động lại thì tính năng mất ý nghĩa.</w:t>
-            </w:r>
-          </w:p>
-        </w:tc>
-      </w:tr>
-      <w:tr>
-        <w:tc>
-          <w:tcPr>
-            <w:tcW w:type="dxa" w:w="1124"/>
-            <w:tcBorders>
-              <w:top w:val="single" w:color="BFBFBF" w:sz="4"/>
-              <w:left w:val="single" w:color="BFBFBF" w:sz="4"/>
-              <w:bottom w:val="single" w:color="BFBFBF" w:sz="4"/>
-              <w:right w:val="single" w:color="BFBFBF" w:sz="4"/>
-            </w:tcBorders>
-            <w:vAlign w:val="top"/>
-          </w:tcPr>
-          <w:p>
-            <w:pPr>
-              <w:spacing w:after="0"/>
-            </w:pPr>
-            <w:r>
-              <w:rPr>
-                <w:sz w:val="19"/>
-                <w:szCs w:val="19"/>
-              </w:rPr>
-              <w:t xml:space="preserve">BR-AI-07</w:t>
-            </w:r>
-          </w:p>
-        </w:tc>
-        <w:tc>
-          <w:tcPr>
-            <w:tcW w:type="dxa" w:w="4658"/>
-            <w:tcBorders>
-              <w:top w:val="single" w:color="BFBFBF" w:sz="4"/>
-              <w:left w:val="single" w:color="BFBFBF" w:sz="4"/>
-              <w:bottom w:val="single" w:color="BFBFBF" w:sz="4"/>
-              <w:right w:val="single" w:color="BFBFBF" w:sz="4"/>
-            </w:tcBorders>
-            <w:vAlign w:val="top"/>
-          </w:tcPr>
-          <w:p>
-            <w:pPr>
-              <w:spacing w:after="0"/>
-            </w:pPr>
-            <w:r>
-              <w:rPr>
-                <w:sz w:val="19"/>
-                <w:szCs w:val="19"/>
-              </w:rPr>
-              <w:t xml:space="preserve">Gợi ý bài tập phải tôn trọng giới hạn sức khoẻ ghi trong hồ sơ, và chỉ được chọn bài thuộc danh mục bộ môn mà trung tâm đang có.</w:t>
-            </w:r>
-          </w:p>
-        </w:tc>
-        <w:tc>
-          <w:tcPr>
-            <w:tcW w:type="dxa" w:w="3855"/>
-            <w:tcBorders>
-              <w:top w:val="single" w:color="BFBFBF" w:sz="4"/>
-              <w:left w:val="single" w:color="BFBFBF" w:sz="4"/>
-              <w:bottom w:val="single" w:color="BFBFBF" w:sz="4"/>
-              <w:right w:val="single" w:color="BFBFBF" w:sz="4"/>
-            </w:tcBorders>
-            <w:vAlign w:val="top"/>
-          </w:tcPr>
-          <w:p>
-            <w:pPr>
-              <w:spacing w:after="0"/>
-            </w:pPr>
-            <w:r>
-              <w:rPr>
-                <w:sz w:val="19"/>
-                <w:szCs w:val="19"/>
-              </w:rPr>
-              <w:t xml:space="preserve">Gợi ý một bộ môn trung tâm không dạy sẽ khiến học viên hiểu nhầm; gợi ý bài tập xung đột với chấn thương là rủi ro trực tiếp cho sức khoẻ.</w:t>
             </w:r>
           </w:p>
         </w:tc>
